--- a/Sem_1/SPM_lab/EX3.docx
+++ b/Sem_1/SPM_lab/EX3.docx
@@ -1507,18 +1507,8 @@
                                 <w:spacing w:val="16"/>
                                 <w:w w:val="110"/>
                               </w:rPr>
-                              <w:t>&lt;</w:t>
-                            </w:r>
-                            <w:proofErr w:type="spellStart"/>
-                            <w:r>
-                              <w:rPr>
-                                <w:rFonts w:ascii="Georgia"/>
-                                <w:spacing w:val="16"/>
-                                <w:w w:val="110"/>
-                              </w:rPr>
-                              <w:t>stdio</w:t>
-                            </w:r>
-                            <w:proofErr w:type="spellEnd"/>
+                              <w:t>&lt;stdio</w:t>
+                            </w:r>
                             <w:r>
                               <w:rPr>
                                 <w:rFonts w:ascii="Georgia"/>
@@ -1653,23 +1643,13 @@
                               </w:rPr>
                               <w:t xml:space="preserve"> </w:t>
                             </w:r>
-                            <w:proofErr w:type="spellStart"/>
                             <w:r>
                               <w:rPr>
                                 <w:rFonts w:ascii="Georgia"/>
                                 <w:spacing w:val="13"/>
                                 <w:w w:val="155"/>
                               </w:rPr>
-                              <w:t>i</w:t>
-                            </w:r>
-                            <w:proofErr w:type="spellEnd"/>
-                            <w:r>
-                              <w:rPr>
-                                <w:rFonts w:ascii="Georgia"/>
-                                <w:spacing w:val="13"/>
-                                <w:w w:val="155"/>
-                              </w:rPr>
-                              <w:t>,</w:t>
+                              <w:t>i,</w:t>
                             </w:r>
                             <w:r>
                               <w:rPr>
@@ -1714,7 +1694,6 @@
                               </w:rPr>
                               <w:t xml:space="preserve">0; </w:t>
                             </w:r>
-                            <w:proofErr w:type="gramStart"/>
                             <w:r>
                               <w:rPr>
                                 <w:rFonts w:ascii="Georgia"/>
@@ -1723,7 +1702,6 @@
                               </w:rPr>
                               <w:t>printf(</w:t>
                             </w:r>
-                            <w:proofErr w:type="gramEnd"/>
                             <w:r>
                               <w:rPr>
                                 <w:rFonts w:ascii="Georgia"/>
@@ -1804,7 +1782,6 @@
                                 <w:rFonts w:ascii="Georgia"/>
                               </w:rPr>
                             </w:pPr>
-                            <w:proofErr w:type="gramStart"/>
                             <w:r>
                               <w:rPr>
                                 <w:rFonts w:ascii="Georgia"/>
@@ -1812,7 +1789,6 @@
                               </w:rPr>
                               <w:t>scanf(</w:t>
                             </w:r>
-                            <w:proofErr w:type="gramEnd"/>
                             <w:r>
                               <w:rPr>
                                 <w:rFonts w:ascii="Georgia"/>
@@ -1835,22 +1811,13 @@
                                 <w:color w:val="FF0000"/>
                                 <w:spacing w:val="16"/>
                               </w:rPr>
-                              <w:t>d</w:t>
-                            </w:r>
-                            <w:proofErr w:type="gramStart"/>
-                            <w:r>
-                              <w:rPr>
-                                <w:rFonts w:ascii="Georgia"/>
-                                <w:color w:val="FF0000"/>
+                              <w:t>d"</w:t>
+                            </w:r>
+                            <w:r>
+                              <w:rPr>
+                                <w:rFonts w:ascii="Georgia"/>
                                 <w:spacing w:val="16"/>
                               </w:rPr>
-                              <w:t>"</w:t>
-                            </w:r>
-                            <w:r>
-                              <w:rPr>
-                                <w:rFonts w:ascii="Georgia"/>
-                                <w:spacing w:val="16"/>
-                              </w:rPr>
                               <w:t>,</w:t>
                             </w:r>
                             <w:r>
@@ -1866,7 +1833,6 @@
                               </w:rPr>
                               <w:t>&amp;</w:t>
                             </w:r>
-                            <w:proofErr w:type="gramEnd"/>
                             <w:r>
                               <w:rPr>
                                 <w:rFonts w:ascii="Georgia"/>
@@ -1918,7 +1884,6 @@
                               </w:rPr>
                               <w:t xml:space="preserve"> </w:t>
                             </w:r>
-                            <w:proofErr w:type="gramStart"/>
                             <w:r>
                               <w:rPr>
                                 <w:rFonts w:ascii="Georgia"/>
@@ -1934,7 +1899,6 @@
                               </w:rPr>
                               <w:t xml:space="preserve"> </w:t>
                             </w:r>
-                            <w:proofErr w:type="spellStart"/>
                             <w:r>
                               <w:rPr>
                                 <w:rFonts w:ascii="Georgia"/>
@@ -1942,8 +1906,6 @@
                               </w:rPr>
                               <w:t>i</w:t>
                             </w:r>
-                            <w:proofErr w:type="spellEnd"/>
-                            <w:proofErr w:type="gramEnd"/>
                             <w:r>
                               <w:rPr>
                                 <w:rFonts w:ascii="Georgia"/>
@@ -1981,7 +1943,6 @@
                               </w:rPr>
                               <w:t xml:space="preserve"> </w:t>
                             </w:r>
-                            <w:proofErr w:type="spellStart"/>
                             <w:r>
                               <w:rPr>
                                 <w:rFonts w:ascii="Georgia"/>
@@ -1989,7 +1950,6 @@
                               </w:rPr>
                               <w:t>i</w:t>
                             </w:r>
-                            <w:proofErr w:type="spellEnd"/>
                             <w:r>
                               <w:rPr>
                                 <w:rFonts w:ascii="Georgia"/>
@@ -2028,23 +1988,13 @@
                               </w:rPr>
                               <w:t xml:space="preserve"> </w:t>
                             </w:r>
-                            <w:proofErr w:type="spellStart"/>
                             <w:r>
                               <w:rPr>
                                 <w:rFonts w:ascii="Georgia"/>
                                 <w:spacing w:val="15"/>
                                 <w:w w:val="125"/>
                               </w:rPr>
-                              <w:t>i</w:t>
-                            </w:r>
-                            <w:proofErr w:type="spellEnd"/>
-                            <w:r>
-                              <w:rPr>
-                                <w:rFonts w:ascii="Georgia"/>
-                                <w:spacing w:val="15"/>
-                                <w:w w:val="125"/>
-                              </w:rPr>
-                              <w:t>++)</w:t>
+                              <w:t>i++)</w:t>
                             </w:r>
                             <w:r>
                               <w:rPr>
@@ -2054,7 +2004,6 @@
                               </w:rPr>
                               <w:t xml:space="preserve"> </w:t>
                             </w:r>
-                            <w:proofErr w:type="gramStart"/>
                             <w:r>
                               <w:rPr>
                                 <w:rFonts w:ascii="Georgia"/>
@@ -2069,7 +2018,6 @@
                               </w:rPr>
                               <w:t>sum</w:t>
                             </w:r>
-                            <w:proofErr w:type="gramEnd"/>
                             <w:r>
                               <w:rPr>
                                 <w:rFonts w:ascii="Georgia"/>
@@ -2091,23 +2039,13 @@
                               </w:rPr>
                               <w:t xml:space="preserve"> </w:t>
                             </w:r>
-                            <w:proofErr w:type="spellStart"/>
                             <w:r>
                               <w:rPr>
                                 <w:rFonts w:ascii="Georgia"/>
                                 <w:spacing w:val="11"/>
                                 <w:w w:val="150"/>
                               </w:rPr>
-                              <w:t>i</w:t>
-                            </w:r>
-                            <w:proofErr w:type="spellEnd"/>
-                            <w:r>
-                              <w:rPr>
-                                <w:rFonts w:ascii="Georgia"/>
-                                <w:spacing w:val="11"/>
-                                <w:w w:val="150"/>
-                              </w:rPr>
-                              <w:t>;</w:t>
+                              <w:t>i;</w:t>
                             </w:r>
                           </w:p>
                           <w:p>
@@ -2135,7 +2073,6 @@
                                 <w:rFonts w:ascii="Georgia"/>
                               </w:rPr>
                             </w:pPr>
-                            <w:proofErr w:type="gramStart"/>
                             <w:r>
                               <w:rPr>
                                 <w:rFonts w:ascii="Georgia"/>
@@ -2144,7 +2081,6 @@
                               </w:rPr>
                               <w:t>printf(</w:t>
                             </w:r>
-                            <w:proofErr w:type="gramEnd"/>
                             <w:r>
                               <w:rPr>
                                 <w:rFonts w:ascii="Georgia"/>
@@ -2250,7 +2186,6 @@
                               </w:rPr>
                               <w:t xml:space="preserve"> </w:t>
                             </w:r>
-                            <w:proofErr w:type="gramStart"/>
                             <w:r>
                               <w:rPr>
                                 <w:rFonts w:ascii="Georgia"/>
@@ -2271,16 +2206,7 @@
                                 <w:spacing w:val="11"/>
                                 <w:w w:val="115"/>
                               </w:rPr>
-                              <w:t>)</w:t>
-                            </w:r>
-                            <w:proofErr w:type="gramEnd"/>
-                            <w:r>
-                              <w:rPr>
-                                <w:rFonts w:ascii="Georgia"/>
-                                <w:spacing w:val="11"/>
-                                <w:w w:val="115"/>
-                              </w:rPr>
-                              <w:t xml:space="preserve">; </w:t>
+                              <w:t xml:space="preserve">); </w:t>
                             </w:r>
                             <w:r>
                               <w:rPr>
@@ -2394,18 +2320,8 @@
                           <w:spacing w:val="16"/>
                           <w:w w:val="110"/>
                         </w:rPr>
-                        <w:t>&lt;</w:t>
-                      </w:r>
-                      <w:proofErr w:type="spellStart"/>
-                      <w:r>
-                        <w:rPr>
-                          <w:rFonts w:ascii="Georgia"/>
-                          <w:spacing w:val="16"/>
-                          <w:w w:val="110"/>
-                        </w:rPr>
-                        <w:t>stdio</w:t>
-                      </w:r>
-                      <w:proofErr w:type="spellEnd"/>
+                        <w:t>&lt;stdio</w:t>
+                      </w:r>
                       <w:r>
                         <w:rPr>
                           <w:rFonts w:ascii="Georgia"/>
@@ -2540,23 +2456,13 @@
                         </w:rPr>
                         <w:t xml:space="preserve"> </w:t>
                       </w:r>
-                      <w:proofErr w:type="spellStart"/>
                       <w:r>
                         <w:rPr>
                           <w:rFonts w:ascii="Georgia"/>
                           <w:spacing w:val="13"/>
                           <w:w w:val="155"/>
                         </w:rPr>
-                        <w:t>i</w:t>
-                      </w:r>
-                      <w:proofErr w:type="spellEnd"/>
-                      <w:r>
-                        <w:rPr>
-                          <w:rFonts w:ascii="Georgia"/>
-                          <w:spacing w:val="13"/>
-                          <w:w w:val="155"/>
-                        </w:rPr>
-                        <w:t>,</w:t>
+                        <w:t>i,</w:t>
                       </w:r>
                       <w:r>
                         <w:rPr>
@@ -2601,7 +2507,6 @@
                         </w:rPr>
                         <w:t xml:space="preserve">0; </w:t>
                       </w:r>
-                      <w:proofErr w:type="gramStart"/>
                       <w:r>
                         <w:rPr>
                           <w:rFonts w:ascii="Georgia"/>
@@ -2610,7 +2515,6 @@
                         </w:rPr>
                         <w:t>printf(</w:t>
                       </w:r>
-                      <w:proofErr w:type="gramEnd"/>
                       <w:r>
                         <w:rPr>
                           <w:rFonts w:ascii="Georgia"/>
@@ -2691,7 +2595,6 @@
                           <w:rFonts w:ascii="Georgia"/>
                         </w:rPr>
                       </w:pPr>
-                      <w:proofErr w:type="gramStart"/>
                       <w:r>
                         <w:rPr>
                           <w:rFonts w:ascii="Georgia"/>
@@ -2699,7 +2602,6 @@
                         </w:rPr>
                         <w:t>scanf(</w:t>
                       </w:r>
-                      <w:proofErr w:type="gramEnd"/>
                       <w:r>
                         <w:rPr>
                           <w:rFonts w:ascii="Georgia"/>
@@ -2722,22 +2624,13 @@
                           <w:color w:val="FF0000"/>
                           <w:spacing w:val="16"/>
                         </w:rPr>
-                        <w:t>d</w:t>
-                      </w:r>
-                      <w:proofErr w:type="gramStart"/>
-                      <w:r>
-                        <w:rPr>
-                          <w:rFonts w:ascii="Georgia"/>
-                          <w:color w:val="FF0000"/>
+                        <w:t>d"</w:t>
+                      </w:r>
+                      <w:r>
+                        <w:rPr>
+                          <w:rFonts w:ascii="Georgia"/>
                           <w:spacing w:val="16"/>
                         </w:rPr>
-                        <w:t>"</w:t>
-                      </w:r>
-                      <w:r>
-                        <w:rPr>
-                          <w:rFonts w:ascii="Georgia"/>
-                          <w:spacing w:val="16"/>
-                        </w:rPr>
                         <w:t>,</w:t>
                       </w:r>
                       <w:r>
@@ -2753,7 +2646,6 @@
                         </w:rPr>
                         <w:t>&amp;</w:t>
                       </w:r>
-                      <w:proofErr w:type="gramEnd"/>
                       <w:r>
                         <w:rPr>
                           <w:rFonts w:ascii="Georgia"/>
@@ -2805,7 +2697,6 @@
                         </w:rPr>
                         <w:t xml:space="preserve"> </w:t>
                       </w:r>
-                      <w:proofErr w:type="gramStart"/>
                       <w:r>
                         <w:rPr>
                           <w:rFonts w:ascii="Georgia"/>
@@ -2821,7 +2712,6 @@
                         </w:rPr>
                         <w:t xml:space="preserve"> </w:t>
                       </w:r>
-                      <w:proofErr w:type="spellStart"/>
                       <w:r>
                         <w:rPr>
                           <w:rFonts w:ascii="Georgia"/>
@@ -2829,8 +2719,6 @@
                         </w:rPr>
                         <w:t>i</w:t>
                       </w:r>
-                      <w:proofErr w:type="spellEnd"/>
-                      <w:proofErr w:type="gramEnd"/>
                       <w:r>
                         <w:rPr>
                           <w:rFonts w:ascii="Georgia"/>
@@ -2868,7 +2756,6 @@
                         </w:rPr>
                         <w:t xml:space="preserve"> </w:t>
                       </w:r>
-                      <w:proofErr w:type="spellStart"/>
                       <w:r>
                         <w:rPr>
                           <w:rFonts w:ascii="Georgia"/>
@@ -2876,7 +2763,6 @@
                         </w:rPr>
                         <w:t>i</w:t>
                       </w:r>
-                      <w:proofErr w:type="spellEnd"/>
                       <w:r>
                         <w:rPr>
                           <w:rFonts w:ascii="Georgia"/>
@@ -2915,23 +2801,13 @@
                         </w:rPr>
                         <w:t xml:space="preserve"> </w:t>
                       </w:r>
-                      <w:proofErr w:type="spellStart"/>
                       <w:r>
                         <w:rPr>
                           <w:rFonts w:ascii="Georgia"/>
                           <w:spacing w:val="15"/>
                           <w:w w:val="125"/>
                         </w:rPr>
-                        <w:t>i</w:t>
-                      </w:r>
-                      <w:proofErr w:type="spellEnd"/>
-                      <w:r>
-                        <w:rPr>
-                          <w:rFonts w:ascii="Georgia"/>
-                          <w:spacing w:val="15"/>
-                          <w:w w:val="125"/>
-                        </w:rPr>
-                        <w:t>++)</w:t>
+                        <w:t>i++)</w:t>
                       </w:r>
                       <w:r>
                         <w:rPr>
@@ -2941,7 +2817,6 @@
                         </w:rPr>
                         <w:t xml:space="preserve"> </w:t>
                       </w:r>
-                      <w:proofErr w:type="gramStart"/>
                       <w:r>
                         <w:rPr>
                           <w:rFonts w:ascii="Georgia"/>
@@ -2956,7 +2831,6 @@
                         </w:rPr>
                         <w:t>sum</w:t>
                       </w:r>
-                      <w:proofErr w:type="gramEnd"/>
                       <w:r>
                         <w:rPr>
                           <w:rFonts w:ascii="Georgia"/>
@@ -2978,23 +2852,13 @@
                         </w:rPr>
                         <w:t xml:space="preserve"> </w:t>
                       </w:r>
-                      <w:proofErr w:type="spellStart"/>
                       <w:r>
                         <w:rPr>
                           <w:rFonts w:ascii="Georgia"/>
                           <w:spacing w:val="11"/>
                           <w:w w:val="150"/>
                         </w:rPr>
-                        <w:t>i</w:t>
-                      </w:r>
-                      <w:proofErr w:type="spellEnd"/>
-                      <w:r>
-                        <w:rPr>
-                          <w:rFonts w:ascii="Georgia"/>
-                          <w:spacing w:val="11"/>
-                          <w:w w:val="150"/>
-                        </w:rPr>
-                        <w:t>;</w:t>
+                        <w:t>i;</w:t>
                       </w:r>
                     </w:p>
                     <w:p>
@@ -3022,7 +2886,6 @@
                           <w:rFonts w:ascii="Georgia"/>
                         </w:rPr>
                       </w:pPr>
-                      <w:proofErr w:type="gramStart"/>
                       <w:r>
                         <w:rPr>
                           <w:rFonts w:ascii="Georgia"/>
@@ -3031,7 +2894,6 @@
                         </w:rPr>
                         <w:t>printf(</w:t>
                       </w:r>
-                      <w:proofErr w:type="gramEnd"/>
                       <w:r>
                         <w:rPr>
                           <w:rFonts w:ascii="Georgia"/>
@@ -3137,7 +2999,6 @@
                         </w:rPr>
                         <w:t xml:space="preserve"> </w:t>
                       </w:r>
-                      <w:proofErr w:type="gramStart"/>
                       <w:r>
                         <w:rPr>
                           <w:rFonts w:ascii="Georgia"/>
@@ -3158,16 +3019,7 @@
                           <w:spacing w:val="11"/>
                           <w:w w:val="115"/>
                         </w:rPr>
-                        <w:t>)</w:t>
-                      </w:r>
-                      <w:proofErr w:type="gramEnd"/>
-                      <w:r>
-                        <w:rPr>
-                          <w:rFonts w:ascii="Georgia"/>
-                          <w:spacing w:val="11"/>
-                          <w:w w:val="115"/>
-                        </w:rPr>
-                        <w:t xml:space="preserve">; </w:t>
+                        <w:t xml:space="preserve">); </w:t>
                       </w:r>
                       <w:r>
                         <w:rPr>
@@ -3773,7 +3625,6 @@
                               </w:rPr>
                               <w:t>&lt;</w:t>
                             </w:r>
-                            <w:proofErr w:type="spellStart"/>
                             <w:r>
                               <w:rPr>
                                 <w:rFonts w:ascii="Georgia"/>
@@ -3782,7 +3633,6 @@
                               </w:rPr>
                               <w:t>stdio</w:t>
                             </w:r>
-                            <w:proofErr w:type="spellEnd"/>
                             <w:r>
                               <w:rPr>
                                 <w:rFonts w:ascii="Georgia"/>
@@ -3901,7 +3751,6 @@
                               </w:rPr>
                               <w:t xml:space="preserve"> </w:t>
                             </w:r>
-                            <w:proofErr w:type="gramStart"/>
                             <w:r>
                               <w:rPr>
                                 <w:rFonts w:ascii="Georgia"/>
@@ -3922,7 +3771,6 @@
                               </w:rPr>
                               <w:t>,</w:t>
                             </w:r>
-                            <w:proofErr w:type="gramEnd"/>
                             <w:r>
                               <w:rPr>
                                 <w:rFonts w:ascii="Georgia"/>
@@ -3931,7 +3779,6 @@
                               </w:rPr>
                               <w:t xml:space="preserve"> </w:t>
                             </w:r>
-                            <w:proofErr w:type="gramStart"/>
                             <w:r>
                               <w:rPr>
                                 <w:rFonts w:ascii="Georgia"/>
@@ -3955,7 +3802,6 @@
                               </w:rPr>
                               <w:t>,</w:t>
                             </w:r>
-                            <w:proofErr w:type="gramEnd"/>
                             <w:r>
                               <w:rPr>
                                 <w:rFonts w:ascii="Georgia"/>
@@ -3999,7 +3845,6 @@
                               </w:rPr>
                               <w:t xml:space="preserve">0; </w:t>
                             </w:r>
-                            <w:proofErr w:type="gramStart"/>
                             <w:r>
                               <w:rPr>
                                 <w:rFonts w:ascii="Georgia"/>
@@ -4008,7 +3853,6 @@
                               </w:rPr>
                               <w:t>printf(</w:t>
                             </w:r>
-                            <w:proofErr w:type="gramEnd"/>
                             <w:r>
                               <w:rPr>
                                 <w:rFonts w:ascii="Georgia"/>
@@ -4096,7 +3940,6 @@
                               </w:rPr>
                               <w:t xml:space="preserve">); </w:t>
                             </w:r>
-                            <w:proofErr w:type="gramStart"/>
                             <w:r>
                               <w:rPr>
                                 <w:rFonts w:ascii="Georgia"/>
@@ -4105,7 +3948,6 @@
                               </w:rPr>
                               <w:t>scanf(</w:t>
                             </w:r>
-                            <w:proofErr w:type="gramEnd"/>
                             <w:r>
                               <w:rPr>
                                 <w:rFonts w:ascii="Georgia"/>
@@ -4162,7 +4004,6 @@
                               </w:rPr>
                               <w:t xml:space="preserve"> </w:t>
                             </w:r>
-                            <w:proofErr w:type="gramStart"/>
                             <w:r>
                               <w:rPr>
                                 <w:rFonts w:ascii="Georgia"/>
@@ -4183,16 +4024,7 @@
                                 <w:spacing w:val="11"/>
                                 <w:w w:val="130"/>
                               </w:rPr>
-                              <w:t>)</w:t>
-                            </w:r>
-                            <w:proofErr w:type="gramEnd"/>
-                            <w:r>
-                              <w:rPr>
-                                <w:rFonts w:ascii="Georgia"/>
-                                <w:spacing w:val="11"/>
-                                <w:w w:val="130"/>
-                              </w:rPr>
-                              <w:t>;</w:t>
+                              <w:t>);</w:t>
                             </w:r>
                           </w:p>
                           <w:p>
@@ -4231,7 +4063,6 @@
                               </w:rPr>
                               <w:t xml:space="preserve"> </w:t>
                             </w:r>
-                            <w:proofErr w:type="gramStart"/>
                             <w:r>
                               <w:rPr>
                                 <w:rFonts w:ascii="Georgia"/>
@@ -4269,7 +4100,6 @@
                               </w:rPr>
                               <w:t>!=</w:t>
                             </w:r>
-                            <w:proofErr w:type="gramEnd"/>
                             <w:r>
                               <w:rPr>
                                 <w:rFonts w:ascii="Georgia"/>
@@ -4292,7 +4122,6 @@
                               </w:rPr>
                               <w:t xml:space="preserve"> </w:t>
                             </w:r>
-                            <w:proofErr w:type="gramStart"/>
                             <w:r>
                               <w:rPr>
                                 <w:rFonts w:ascii="Georgia"/>
@@ -4308,7 +4137,6 @@
                               </w:rPr>
                               <w:t>digit</w:t>
                             </w:r>
-                            <w:proofErr w:type="gramEnd"/>
                             <w:r>
                               <w:rPr>
                                 <w:rFonts w:ascii="Georgia"/>
@@ -4470,7 +4298,6 @@
                                 <w:rFonts w:ascii="Georgia"/>
                               </w:rPr>
                             </w:pPr>
-                            <w:proofErr w:type="gramStart"/>
                             <w:r>
                               <w:rPr>
                                 <w:rFonts w:ascii="Georgia"/>
@@ -4479,7 +4306,6 @@
                               </w:rPr>
                               <w:t>printf(</w:t>
                             </w:r>
-                            <w:proofErr w:type="gramEnd"/>
                             <w:r>
                               <w:rPr>
                                 <w:rFonts w:ascii="Georgia"/>
@@ -4621,7 +4447,6 @@
                               </w:rPr>
                               <w:t xml:space="preserve"> </w:t>
                             </w:r>
-                            <w:proofErr w:type="gramStart"/>
                             <w:r>
                               <w:rPr>
                                 <w:rFonts w:ascii="Georgia"/>
@@ -4642,16 +4467,7 @@
                                 <w:spacing w:val="11"/>
                                 <w:w w:val="120"/>
                               </w:rPr>
-                              <w:t>)</w:t>
-                            </w:r>
-                            <w:proofErr w:type="gramEnd"/>
-                            <w:r>
-                              <w:rPr>
-                                <w:rFonts w:ascii="Georgia"/>
-                                <w:spacing w:val="11"/>
-                                <w:w w:val="120"/>
-                              </w:rPr>
-                              <w:t xml:space="preserve">; </w:t>
+                              <w:t xml:space="preserve">); </w:t>
                             </w:r>
                             <w:r>
                               <w:rPr>
@@ -4763,7 +4579,6 @@
                         </w:rPr>
                         <w:t>&lt;</w:t>
                       </w:r>
-                      <w:proofErr w:type="spellStart"/>
                       <w:r>
                         <w:rPr>
                           <w:rFonts w:ascii="Georgia"/>
@@ -4772,7 +4587,6 @@
                         </w:rPr>
                         <w:t>stdio</w:t>
                       </w:r>
-                      <w:proofErr w:type="spellEnd"/>
                       <w:r>
                         <w:rPr>
                           <w:rFonts w:ascii="Georgia"/>
@@ -4891,7 +4705,6 @@
                         </w:rPr>
                         <w:t xml:space="preserve"> </w:t>
                       </w:r>
-                      <w:proofErr w:type="gramStart"/>
                       <w:r>
                         <w:rPr>
                           <w:rFonts w:ascii="Georgia"/>
@@ -4912,7 +4725,6 @@
                         </w:rPr>
                         <w:t>,</w:t>
                       </w:r>
-                      <w:proofErr w:type="gramEnd"/>
                       <w:r>
                         <w:rPr>
                           <w:rFonts w:ascii="Georgia"/>
@@ -4921,7 +4733,6 @@
                         </w:rPr>
                         <w:t xml:space="preserve"> </w:t>
                       </w:r>
-                      <w:proofErr w:type="gramStart"/>
                       <w:r>
                         <w:rPr>
                           <w:rFonts w:ascii="Georgia"/>
@@ -4945,7 +4756,6 @@
                         </w:rPr>
                         <w:t>,</w:t>
                       </w:r>
-                      <w:proofErr w:type="gramEnd"/>
                       <w:r>
                         <w:rPr>
                           <w:rFonts w:ascii="Georgia"/>
@@ -4989,7 +4799,6 @@
                         </w:rPr>
                         <w:t xml:space="preserve">0; </w:t>
                       </w:r>
-                      <w:proofErr w:type="gramStart"/>
                       <w:r>
                         <w:rPr>
                           <w:rFonts w:ascii="Georgia"/>
@@ -4998,7 +4807,6 @@
                         </w:rPr>
                         <w:t>printf(</w:t>
                       </w:r>
-                      <w:proofErr w:type="gramEnd"/>
                       <w:r>
                         <w:rPr>
                           <w:rFonts w:ascii="Georgia"/>
@@ -5086,7 +4894,6 @@
                         </w:rPr>
                         <w:t xml:space="preserve">); </w:t>
                       </w:r>
-                      <w:proofErr w:type="gramStart"/>
                       <w:r>
                         <w:rPr>
                           <w:rFonts w:ascii="Georgia"/>
@@ -5095,7 +4902,6 @@
                         </w:rPr>
                         <w:t>scanf(</w:t>
                       </w:r>
-                      <w:proofErr w:type="gramEnd"/>
                       <w:r>
                         <w:rPr>
                           <w:rFonts w:ascii="Georgia"/>
@@ -5152,7 +4958,6 @@
                         </w:rPr>
                         <w:t xml:space="preserve"> </w:t>
                       </w:r>
-                      <w:proofErr w:type="gramStart"/>
                       <w:r>
                         <w:rPr>
                           <w:rFonts w:ascii="Georgia"/>
@@ -5173,16 +4978,7 @@
                           <w:spacing w:val="11"/>
                           <w:w w:val="130"/>
                         </w:rPr>
-                        <w:t>)</w:t>
-                      </w:r>
-                      <w:proofErr w:type="gramEnd"/>
-                      <w:r>
-                        <w:rPr>
-                          <w:rFonts w:ascii="Georgia"/>
-                          <w:spacing w:val="11"/>
-                          <w:w w:val="130"/>
-                        </w:rPr>
-                        <w:t>;</w:t>
+                        <w:t>);</w:t>
                       </w:r>
                     </w:p>
                     <w:p>
@@ -5221,7 +5017,6 @@
                         </w:rPr>
                         <w:t xml:space="preserve"> </w:t>
                       </w:r>
-                      <w:proofErr w:type="gramStart"/>
                       <w:r>
                         <w:rPr>
                           <w:rFonts w:ascii="Georgia"/>
@@ -5259,7 +5054,6 @@
                         </w:rPr>
                         <w:t>!=</w:t>
                       </w:r>
-                      <w:proofErr w:type="gramEnd"/>
                       <w:r>
                         <w:rPr>
                           <w:rFonts w:ascii="Georgia"/>
@@ -5282,7 +5076,6 @@
                         </w:rPr>
                         <w:t xml:space="preserve"> </w:t>
                       </w:r>
-                      <w:proofErr w:type="gramStart"/>
                       <w:r>
                         <w:rPr>
                           <w:rFonts w:ascii="Georgia"/>
@@ -5298,7 +5091,6 @@
                         </w:rPr>
                         <w:t>digit</w:t>
                       </w:r>
-                      <w:proofErr w:type="gramEnd"/>
                       <w:r>
                         <w:rPr>
                           <w:rFonts w:ascii="Georgia"/>
@@ -5460,7 +5252,6 @@
                           <w:rFonts w:ascii="Georgia"/>
                         </w:rPr>
                       </w:pPr>
-                      <w:proofErr w:type="gramStart"/>
                       <w:r>
                         <w:rPr>
                           <w:rFonts w:ascii="Georgia"/>
@@ -5469,7 +5260,6 @@
                         </w:rPr>
                         <w:t>printf(</w:t>
                       </w:r>
-                      <w:proofErr w:type="gramEnd"/>
                       <w:r>
                         <w:rPr>
                           <w:rFonts w:ascii="Georgia"/>
@@ -5611,7 +5401,6 @@
                         </w:rPr>
                         <w:t xml:space="preserve"> </w:t>
                       </w:r>
-                      <w:proofErr w:type="gramStart"/>
                       <w:r>
                         <w:rPr>
                           <w:rFonts w:ascii="Georgia"/>
@@ -5632,16 +5421,7 @@
                           <w:spacing w:val="11"/>
                           <w:w w:val="120"/>
                         </w:rPr>
-                        <w:t>)</w:t>
-                      </w:r>
-                      <w:proofErr w:type="gramEnd"/>
-                      <w:r>
-                        <w:rPr>
-                          <w:rFonts w:ascii="Georgia"/>
-                          <w:spacing w:val="11"/>
-                          <w:w w:val="120"/>
-                        </w:rPr>
-                        <w:t xml:space="preserve">; </w:t>
+                        <w:t xml:space="preserve">); </w:t>
                       </w:r>
                       <w:r>
                         <w:rPr>
@@ -6257,7 +6037,6 @@
                               </w:rPr>
                               <w:t>&lt;</w:t>
                             </w:r>
-                            <w:proofErr w:type="spellStart"/>
                             <w:r>
                               <w:rPr>
                                 <w:rFonts w:ascii="Georgia"/>
@@ -6266,7 +6045,6 @@
                               </w:rPr>
                               <w:t>stdio</w:t>
                             </w:r>
-                            <w:proofErr w:type="spellEnd"/>
                             <w:r>
                               <w:rPr>
                                 <w:rFonts w:ascii="Georgia"/>
@@ -6364,7 +6142,6 @@
                               </w:rPr>
                               <w:t xml:space="preserve"> </w:t>
                             </w:r>
-                            <w:proofErr w:type="gramStart"/>
                             <w:r>
                               <w:rPr>
                                 <w:rFonts w:ascii="Georgia"/>
@@ -6386,7 +6163,6 @@
                               </w:rPr>
                               <w:t>;</w:t>
                             </w:r>
-                            <w:proofErr w:type="gramEnd"/>
                           </w:p>
                           <w:p>
                             <w:pPr>
@@ -6439,7 +6215,6 @@
                                 <w:rFonts w:ascii="Georgia"/>
                               </w:rPr>
                             </w:pPr>
-                            <w:proofErr w:type="gramStart"/>
                             <w:r>
                               <w:rPr>
                                 <w:rFonts w:ascii="Georgia"/>
@@ -6448,7 +6223,6 @@
                               </w:rPr>
                               <w:t>printf(</w:t>
                             </w:r>
-                            <w:proofErr w:type="gramEnd"/>
                             <w:r>
                               <w:rPr>
                                 <w:rFonts w:ascii="Georgia"/>
@@ -6554,7 +6328,6 @@
                               </w:rPr>
                               <w:t xml:space="preserve">); </w:t>
                             </w:r>
-                            <w:proofErr w:type="gramStart"/>
                             <w:r>
                               <w:rPr>
                                 <w:rFonts w:ascii="Georgia"/>
@@ -6563,7 +6336,6 @@
                               </w:rPr>
                               <w:t>scanf(</w:t>
                             </w:r>
-                            <w:proofErr w:type="gramEnd"/>
                             <w:r>
                               <w:rPr>
                                 <w:rFonts w:ascii="Georgia"/>
@@ -6620,7 +6392,6 @@
                               </w:rPr>
                               <w:t xml:space="preserve"> </w:t>
                             </w:r>
-                            <w:proofErr w:type="gramStart"/>
                             <w:r>
                               <w:rPr>
                                 <w:rFonts w:ascii="Georgia"/>
@@ -6641,16 +6412,7 @@
                                 <w:spacing w:val="11"/>
                                 <w:w w:val="125"/>
                               </w:rPr>
-                              <w:t>)</w:t>
-                            </w:r>
-                            <w:proofErr w:type="gramEnd"/>
-                            <w:r>
-                              <w:rPr>
-                                <w:rFonts w:ascii="Georgia"/>
-                                <w:spacing w:val="11"/>
-                                <w:w w:val="125"/>
-                              </w:rPr>
-                              <w:t>;</w:t>
+                              <w:t>);</w:t>
                             </w:r>
                           </w:p>
                           <w:p>
@@ -6678,7 +6440,6 @@
                               </w:rPr>
                               <w:t xml:space="preserve"> </w:t>
                             </w:r>
-                            <w:proofErr w:type="gramStart"/>
                             <w:r>
                               <w:rPr>
                                 <w:rFonts w:ascii="Georgia"/>
@@ -6701,7 +6462,6 @@
                               </w:rPr>
                               <w:t>num</w:t>
                             </w:r>
-                            <w:proofErr w:type="gramEnd"/>
                             <w:r>
                               <w:rPr>
                                 <w:rFonts w:ascii="Georgia"/>
@@ -6741,7 +6501,6 @@
                                 <w:rFonts w:ascii="Georgia"/>
                               </w:rPr>
                             </w:pPr>
-                            <w:proofErr w:type="gramStart"/>
                             <w:r>
                               <w:rPr>
                                 <w:rFonts w:ascii="Georgia"/>
@@ -6750,7 +6509,6 @@
                               </w:rPr>
                               <w:t>printf(</w:t>
                             </w:r>
-                            <w:proofErr w:type="gramEnd"/>
                             <w:r>
                               <w:rPr>
                                 <w:rFonts w:ascii="Georgia"/>
@@ -6787,7 +6545,6 @@
                               </w:rPr>
                               <w:t xml:space="preserve"> </w:t>
                             </w:r>
-                            <w:proofErr w:type="gramStart"/>
                             <w:r>
                               <w:rPr>
                                 <w:rFonts w:ascii="Georgia"/>
@@ -6814,7 +6571,6 @@
                               </w:rPr>
                               <w:t>,</w:t>
                             </w:r>
-                            <w:proofErr w:type="gramEnd"/>
                             <w:r>
                               <w:rPr>
                                 <w:rFonts w:ascii="Georgia"/>
@@ -6842,7 +6598,6 @@
                               </w:rPr>
                               <w:t xml:space="preserve"> </w:t>
                             </w:r>
-                            <w:proofErr w:type="gramStart"/>
                             <w:r>
                               <w:rPr>
                                 <w:rFonts w:ascii="Georgia"/>
@@ -6867,16 +6622,7 @@
                                 <w:color w:val="FF0000"/>
                                 <w:w w:val="120"/>
                               </w:rPr>
-                              <w:t>.</w:t>
-                            </w:r>
-                            <w:proofErr w:type="gramEnd"/>
-                            <w:r>
-                              <w:rPr>
-                                <w:rFonts w:ascii="Georgia"/>
-                                <w:color w:val="FF0000"/>
-                                <w:w w:val="120"/>
-                              </w:rPr>
-                              <w:t>\</w:t>
+                              <w:t>.\</w:t>
                             </w:r>
                             <w:r>
                               <w:rPr>
@@ -6946,7 +6692,6 @@
                               </w:rPr>
                               <w:t xml:space="preserve"> </w:t>
                             </w:r>
-                            <w:proofErr w:type="gramStart"/>
                             <w:r>
                               <w:rPr>
                                 <w:rFonts w:ascii="Georgia"/>
@@ -6969,7 +6714,6 @@
                               </w:rPr>
                               <w:t>num</w:t>
                             </w:r>
-                            <w:proofErr w:type="gramEnd"/>
                             <w:r>
                               <w:rPr>
                                 <w:rFonts w:ascii="Georgia"/>
@@ -7018,7 +6762,6 @@
                                 <w:rFonts w:ascii="Georgia"/>
                               </w:rPr>
                             </w:pPr>
-                            <w:proofErr w:type="gramStart"/>
                             <w:r>
                               <w:rPr>
                                 <w:rFonts w:ascii="Georgia"/>
@@ -7027,7 +6770,6 @@
                               </w:rPr>
                               <w:t>printf(</w:t>
                             </w:r>
-                            <w:proofErr w:type="gramEnd"/>
                             <w:r>
                               <w:rPr>
                                 <w:rFonts w:ascii="Georgia"/>
@@ -7064,7 +6806,6 @@
                               </w:rPr>
                               <w:t xml:space="preserve"> </w:t>
                             </w:r>
-                            <w:proofErr w:type="gramStart"/>
                             <w:r>
                               <w:rPr>
                                 <w:rFonts w:ascii="Georgia"/>
@@ -7091,7 +6832,6 @@
                               </w:rPr>
                               <w:t>:</w:t>
                             </w:r>
-                            <w:proofErr w:type="gramEnd"/>
                             <w:r>
                               <w:rPr>
                                 <w:rFonts w:ascii="Georgia"/>
@@ -7161,7 +6901,6 @@
                               </w:rPr>
                               <w:t xml:space="preserve"> </w:t>
                             </w:r>
-                            <w:proofErr w:type="gramStart"/>
                             <w:r>
                               <w:rPr>
                                 <w:rFonts w:ascii="Georgia"/>
@@ -7184,16 +6923,7 @@
                                 <w:spacing w:val="11"/>
                                 <w:w w:val="130"/>
                               </w:rPr>
-                              <w:t>)</w:t>
-                            </w:r>
-                            <w:proofErr w:type="gramEnd"/>
-                            <w:r>
-                              <w:rPr>
-                                <w:rFonts w:ascii="Georgia"/>
-                                <w:spacing w:val="11"/>
-                                <w:w w:val="130"/>
-                              </w:rPr>
-                              <w:t xml:space="preserve">; </w:t>
+                              <w:t xml:space="preserve">); </w:t>
                             </w:r>
                             <w:r>
                               <w:rPr>
@@ -7305,7 +7035,6 @@
                         </w:rPr>
                         <w:t>&lt;</w:t>
                       </w:r>
-                      <w:proofErr w:type="spellStart"/>
                       <w:r>
                         <w:rPr>
                           <w:rFonts w:ascii="Georgia"/>
@@ -7314,7 +7043,6 @@
                         </w:rPr>
                         <w:t>stdio</w:t>
                       </w:r>
-                      <w:proofErr w:type="spellEnd"/>
                       <w:r>
                         <w:rPr>
                           <w:rFonts w:ascii="Georgia"/>
@@ -7412,7 +7140,6 @@
                         </w:rPr>
                         <w:t xml:space="preserve"> </w:t>
                       </w:r>
-                      <w:proofErr w:type="gramStart"/>
                       <w:r>
                         <w:rPr>
                           <w:rFonts w:ascii="Georgia"/>
@@ -7434,7 +7161,6 @@
                         </w:rPr>
                         <w:t>;</w:t>
                       </w:r>
-                      <w:proofErr w:type="gramEnd"/>
                     </w:p>
                     <w:p>
                       <w:pPr>
@@ -7487,7 +7213,6 @@
                           <w:rFonts w:ascii="Georgia"/>
                         </w:rPr>
                       </w:pPr>
-                      <w:proofErr w:type="gramStart"/>
                       <w:r>
                         <w:rPr>
                           <w:rFonts w:ascii="Georgia"/>
@@ -7496,7 +7221,6 @@
                         </w:rPr>
                         <w:t>printf(</w:t>
                       </w:r>
-                      <w:proofErr w:type="gramEnd"/>
                       <w:r>
                         <w:rPr>
                           <w:rFonts w:ascii="Georgia"/>
@@ -7602,7 +7326,6 @@
                         </w:rPr>
                         <w:t xml:space="preserve">); </w:t>
                       </w:r>
-                      <w:proofErr w:type="gramStart"/>
                       <w:r>
                         <w:rPr>
                           <w:rFonts w:ascii="Georgia"/>
@@ -7611,7 +7334,6 @@
                         </w:rPr>
                         <w:t>scanf(</w:t>
                       </w:r>
-                      <w:proofErr w:type="gramEnd"/>
                       <w:r>
                         <w:rPr>
                           <w:rFonts w:ascii="Georgia"/>
@@ -7668,7 +7390,6 @@
                         </w:rPr>
                         <w:t xml:space="preserve"> </w:t>
                       </w:r>
-                      <w:proofErr w:type="gramStart"/>
                       <w:r>
                         <w:rPr>
                           <w:rFonts w:ascii="Georgia"/>
@@ -7689,16 +7410,7 @@
                           <w:spacing w:val="11"/>
                           <w:w w:val="125"/>
                         </w:rPr>
-                        <w:t>)</w:t>
-                      </w:r>
-                      <w:proofErr w:type="gramEnd"/>
-                      <w:r>
-                        <w:rPr>
-                          <w:rFonts w:ascii="Georgia"/>
-                          <w:spacing w:val="11"/>
-                          <w:w w:val="125"/>
-                        </w:rPr>
-                        <w:t>;</w:t>
+                        <w:t>);</w:t>
                       </w:r>
                     </w:p>
                     <w:p>
@@ -7726,7 +7438,6 @@
                         </w:rPr>
                         <w:t xml:space="preserve"> </w:t>
                       </w:r>
-                      <w:proofErr w:type="gramStart"/>
                       <w:r>
                         <w:rPr>
                           <w:rFonts w:ascii="Georgia"/>
@@ -7749,7 +7460,6 @@
                         </w:rPr>
                         <w:t>num</w:t>
                       </w:r>
-                      <w:proofErr w:type="gramEnd"/>
                       <w:r>
                         <w:rPr>
                           <w:rFonts w:ascii="Georgia"/>
@@ -7789,7 +7499,6 @@
                           <w:rFonts w:ascii="Georgia"/>
                         </w:rPr>
                       </w:pPr>
-                      <w:proofErr w:type="gramStart"/>
                       <w:r>
                         <w:rPr>
                           <w:rFonts w:ascii="Georgia"/>
@@ -7798,7 +7507,6 @@
                         </w:rPr>
                         <w:t>printf(</w:t>
                       </w:r>
-                      <w:proofErr w:type="gramEnd"/>
                       <w:r>
                         <w:rPr>
                           <w:rFonts w:ascii="Georgia"/>
@@ -7835,7 +7543,6 @@
                         </w:rPr>
                         <w:t xml:space="preserve"> </w:t>
                       </w:r>
-                      <w:proofErr w:type="gramStart"/>
                       <w:r>
                         <w:rPr>
                           <w:rFonts w:ascii="Georgia"/>
@@ -7862,7 +7569,6 @@
                         </w:rPr>
                         <w:t>,</w:t>
                       </w:r>
-                      <w:proofErr w:type="gramEnd"/>
                       <w:r>
                         <w:rPr>
                           <w:rFonts w:ascii="Georgia"/>
@@ -7890,7 +7596,6 @@
                         </w:rPr>
                         <w:t xml:space="preserve"> </w:t>
                       </w:r>
-                      <w:proofErr w:type="gramStart"/>
                       <w:r>
                         <w:rPr>
                           <w:rFonts w:ascii="Georgia"/>
@@ -7915,16 +7620,7 @@
                           <w:color w:val="FF0000"/>
                           <w:w w:val="120"/>
                         </w:rPr>
-                        <w:t>.</w:t>
-                      </w:r>
-                      <w:proofErr w:type="gramEnd"/>
-                      <w:r>
-                        <w:rPr>
-                          <w:rFonts w:ascii="Georgia"/>
-                          <w:color w:val="FF0000"/>
-                          <w:w w:val="120"/>
-                        </w:rPr>
-                        <w:t>\</w:t>
+                        <w:t>.\</w:t>
                       </w:r>
                       <w:r>
                         <w:rPr>
@@ -7994,7 +7690,6 @@
                         </w:rPr>
                         <w:t xml:space="preserve"> </w:t>
                       </w:r>
-                      <w:proofErr w:type="gramStart"/>
                       <w:r>
                         <w:rPr>
                           <w:rFonts w:ascii="Georgia"/>
@@ -8017,7 +7712,6 @@
                         </w:rPr>
                         <w:t>num</w:t>
                       </w:r>
-                      <w:proofErr w:type="gramEnd"/>
                       <w:r>
                         <w:rPr>
                           <w:rFonts w:ascii="Georgia"/>
@@ -8066,7 +7760,6 @@
                           <w:rFonts w:ascii="Georgia"/>
                         </w:rPr>
                       </w:pPr>
-                      <w:proofErr w:type="gramStart"/>
                       <w:r>
                         <w:rPr>
                           <w:rFonts w:ascii="Georgia"/>
@@ -8075,7 +7768,6 @@
                         </w:rPr>
                         <w:t>printf(</w:t>
                       </w:r>
-                      <w:proofErr w:type="gramEnd"/>
                       <w:r>
                         <w:rPr>
                           <w:rFonts w:ascii="Georgia"/>
@@ -8112,7 +7804,6 @@
                         </w:rPr>
                         <w:t xml:space="preserve"> </w:t>
                       </w:r>
-                      <w:proofErr w:type="gramStart"/>
                       <w:r>
                         <w:rPr>
                           <w:rFonts w:ascii="Georgia"/>
@@ -8139,7 +7830,6 @@
                         </w:rPr>
                         <w:t>:</w:t>
                       </w:r>
-                      <w:proofErr w:type="gramEnd"/>
                       <w:r>
                         <w:rPr>
                           <w:rFonts w:ascii="Georgia"/>
@@ -8209,7 +7899,6 @@
                         </w:rPr>
                         <w:t xml:space="preserve"> </w:t>
                       </w:r>
-                      <w:proofErr w:type="gramStart"/>
                       <w:r>
                         <w:rPr>
                           <w:rFonts w:ascii="Georgia"/>
@@ -8232,16 +7921,7 @@
                           <w:spacing w:val="11"/>
                           <w:w w:val="130"/>
                         </w:rPr>
-                        <w:t>)</w:t>
-                      </w:r>
-                      <w:proofErr w:type="gramEnd"/>
-                      <w:r>
-                        <w:rPr>
-                          <w:rFonts w:ascii="Georgia"/>
-                          <w:spacing w:val="11"/>
-                          <w:w w:val="130"/>
-                        </w:rPr>
-                        <w:t xml:space="preserve">; </w:t>
+                        <w:t xml:space="preserve">); </w:t>
                       </w:r>
                       <w:r>
                         <w:rPr>
@@ -9271,7 +8951,6 @@
                               </w:rPr>
                               <w:t>&lt;</w:t>
                             </w:r>
-                            <w:proofErr w:type="spellStart"/>
                             <w:r>
                               <w:rPr>
                                 <w:rFonts w:ascii="Georgia"/>
@@ -9280,7 +8959,6 @@
                               </w:rPr>
                               <w:t>stdio</w:t>
                             </w:r>
-                            <w:proofErr w:type="spellEnd"/>
                             <w:r>
                               <w:rPr>
                                 <w:rFonts w:ascii="Georgia"/>
@@ -9381,7 +9059,6 @@
                                 <w:rFonts w:ascii="Georgia"/>
                               </w:rPr>
                             </w:pPr>
-                            <w:proofErr w:type="gramStart"/>
                             <w:r>
                               <w:rPr>
                                 <w:rFonts w:ascii="Georgia"/>
@@ -9400,40 +9077,28 @@
                               </w:rPr>
                               <w:t xml:space="preserve">  </w:t>
                             </w:r>
-                            <w:proofErr w:type="spellStart"/>
                             <w:r>
                               <w:rPr>
                                 <w:rFonts w:ascii="Georgia"/>
                                 <w:spacing w:val="13"/>
                                 <w:w w:val="160"/>
                               </w:rPr>
-                              <w:t>i</w:t>
-                            </w:r>
-                            <w:proofErr w:type="spellEnd"/>
-                            <w:proofErr w:type="gramEnd"/>
+                              <w:t>i,</w:t>
+                            </w:r>
+                            <w:r>
+                              <w:rPr>
+                                <w:rFonts w:ascii="Georgia"/>
+                                <w:spacing w:val="79"/>
+                                <w:w w:val="160"/>
+                              </w:rPr>
+                              <w:t xml:space="preserve"> </w:t>
+                            </w:r>
                             <w:r>
                               <w:rPr>
                                 <w:rFonts w:ascii="Georgia"/>
                                 <w:spacing w:val="13"/>
                                 <w:w w:val="160"/>
                               </w:rPr>
-                              <w:t>,</w:t>
-                            </w:r>
-                            <w:r>
-                              <w:rPr>
-                                <w:rFonts w:ascii="Georgia"/>
-                                <w:spacing w:val="79"/>
-                                <w:w w:val="160"/>
-                              </w:rPr>
-                              <w:t xml:space="preserve"> </w:t>
-                            </w:r>
-                            <w:proofErr w:type="gramStart"/>
-                            <w:r>
-                              <w:rPr>
-                                <w:rFonts w:ascii="Georgia"/>
-                                <w:spacing w:val="13"/>
-                                <w:w w:val="160"/>
-                              </w:rPr>
                               <w:t>j,</w:t>
                             </w:r>
                             <w:r>
@@ -9450,16 +9115,7 @@
                                 <w:spacing w:val="12"/>
                                 <w:w w:val="135"/>
                               </w:rPr>
-                              <w:t>rows</w:t>
-                            </w:r>
-                            <w:proofErr w:type="gramEnd"/>
-                            <w:r>
-                              <w:rPr>
-                                <w:rFonts w:ascii="Georgia"/>
-                                <w:spacing w:val="12"/>
-                                <w:w w:val="135"/>
-                              </w:rPr>
-                              <w:t>;</w:t>
+                              <w:t>rows;</w:t>
                             </w:r>
                           </w:p>
                           <w:p>
@@ -9470,7 +9126,6 @@
                                 <w:rFonts w:ascii="Georgia"/>
                               </w:rPr>
                             </w:pPr>
-                            <w:proofErr w:type="gramStart"/>
                             <w:r>
                               <w:rPr>
                                 <w:rFonts w:ascii="Georgia"/>
@@ -9479,7 +9134,6 @@
                               </w:rPr>
                               <w:t>printf(</w:t>
                             </w:r>
-                            <w:proofErr w:type="gramEnd"/>
                             <w:r>
                               <w:rPr>
                                 <w:rFonts w:ascii="Georgia"/>
@@ -9585,7 +9239,6 @@
                               </w:rPr>
                               <w:t xml:space="preserve">); </w:t>
                             </w:r>
-                            <w:proofErr w:type="gramStart"/>
                             <w:r>
                               <w:rPr>
                                 <w:rFonts w:ascii="Georgia"/>
@@ -9594,7 +9247,6 @@
                               </w:rPr>
                               <w:t>scanf(</w:t>
                             </w:r>
-                            <w:proofErr w:type="gramEnd"/>
                             <w:r>
                               <w:rPr>
                                 <w:rFonts w:ascii="Georgia"/>
@@ -9696,7 +9348,6 @@
                               </w:rPr>
                               <w:t xml:space="preserve"> </w:t>
                             </w:r>
-                            <w:proofErr w:type="gramStart"/>
                             <w:r>
                               <w:rPr>
                                 <w:rFonts w:ascii="Georgia"/>
@@ -9712,7 +9363,6 @@
                               </w:rPr>
                               <w:t xml:space="preserve"> </w:t>
                             </w:r>
-                            <w:proofErr w:type="spellStart"/>
                             <w:r>
                               <w:rPr>
                                 <w:rFonts w:ascii="Georgia"/>
@@ -9720,8 +9370,6 @@
                               </w:rPr>
                               <w:t>i</w:t>
                             </w:r>
-                            <w:proofErr w:type="spellEnd"/>
-                            <w:proofErr w:type="gramEnd"/>
                             <w:r>
                               <w:rPr>
                                 <w:rFonts w:ascii="Georgia"/>
@@ -9759,7 +9407,6 @@
                               </w:rPr>
                               <w:t xml:space="preserve"> </w:t>
                             </w:r>
-                            <w:proofErr w:type="spellStart"/>
                             <w:r>
                               <w:rPr>
                                 <w:rFonts w:ascii="Georgia"/>
@@ -9767,7 +9414,6 @@
                               </w:rPr>
                               <w:t>i</w:t>
                             </w:r>
-                            <w:proofErr w:type="spellEnd"/>
                             <w:r>
                               <w:rPr>
                                 <w:rFonts w:ascii="Georgia"/>
@@ -9806,23 +9452,13 @@
                               </w:rPr>
                               <w:t xml:space="preserve"> </w:t>
                             </w:r>
-                            <w:proofErr w:type="spellStart"/>
                             <w:r>
                               <w:rPr>
                                 <w:rFonts w:ascii="Georgia"/>
                                 <w:spacing w:val="15"/>
                                 <w:w w:val="125"/>
                               </w:rPr>
-                              <w:t>i</w:t>
-                            </w:r>
-                            <w:proofErr w:type="spellEnd"/>
-                            <w:r>
-                              <w:rPr>
-                                <w:rFonts w:ascii="Georgia"/>
-                                <w:spacing w:val="15"/>
-                                <w:w w:val="125"/>
-                              </w:rPr>
-                              <w:t>++)</w:t>
+                              <w:t>i++)</w:t>
                             </w:r>
                             <w:r>
                               <w:rPr>
@@ -9832,7 +9468,6 @@
                               </w:rPr>
                               <w:t xml:space="preserve"> </w:t>
                             </w:r>
-                            <w:proofErr w:type="gramStart"/>
                             <w:r>
                               <w:rPr>
                                 <w:rFonts w:ascii="Georgia"/>
@@ -9849,7 +9484,6 @@
                               </w:rPr>
                               <w:t>for</w:t>
                             </w:r>
-                            <w:proofErr w:type="gramEnd"/>
                             <w:r>
                               <w:rPr>
                                 <w:rFonts w:ascii="Georgia"/>
@@ -9933,23 +9567,13 @@
                               </w:rPr>
                               <w:t xml:space="preserve"> </w:t>
                             </w:r>
-                            <w:proofErr w:type="spellStart"/>
                             <w:r>
                               <w:rPr>
                                 <w:rFonts w:ascii="Georgia"/>
                                 <w:spacing w:val="11"/>
                                 <w:w w:val="150"/>
                               </w:rPr>
-                              <w:t>i</w:t>
-                            </w:r>
-                            <w:proofErr w:type="spellEnd"/>
-                            <w:r>
-                              <w:rPr>
-                                <w:rFonts w:ascii="Georgia"/>
-                                <w:spacing w:val="11"/>
-                                <w:w w:val="150"/>
-                              </w:rPr>
-                              <w:t>;</w:t>
+                              <w:t>i;</w:t>
                             </w:r>
                             <w:r>
                               <w:rPr>
@@ -9959,23 +9583,13 @@
                               </w:rPr>
                               <w:t xml:space="preserve"> </w:t>
                             </w:r>
-                            <w:proofErr w:type="spellStart"/>
                             <w:r>
                               <w:rPr>
                                 <w:rFonts w:ascii="Georgia"/>
                                 <w:spacing w:val="15"/>
                                 <w:w w:val="125"/>
                               </w:rPr>
-                              <w:t>j++</w:t>
-                            </w:r>
-                            <w:proofErr w:type="spellEnd"/>
-                            <w:r>
-                              <w:rPr>
-                                <w:rFonts w:ascii="Georgia"/>
-                                <w:spacing w:val="15"/>
-                                <w:w w:val="125"/>
-                              </w:rPr>
-                              <w:t>)</w:t>
+                              <w:t>j++)</w:t>
                             </w:r>
                             <w:r>
                               <w:rPr>
@@ -10001,7 +9615,6 @@
                                 <w:rFonts w:ascii="Georgia"/>
                               </w:rPr>
                             </w:pPr>
-                            <w:proofErr w:type="gramStart"/>
                             <w:r>
                               <w:rPr>
                                 <w:rFonts w:ascii="Georgia"/>
@@ -10010,7 +9623,6 @@
                               </w:rPr>
                               <w:t>printf(</w:t>
                             </w:r>
-                            <w:proofErr w:type="gramEnd"/>
                             <w:r>
                               <w:rPr>
                                 <w:rFonts w:ascii="Georgia"/>
@@ -10072,7 +9684,6 @@
                                 <w:rFonts w:ascii="Georgia"/>
                               </w:rPr>
                             </w:pPr>
-                            <w:proofErr w:type="gramStart"/>
                             <w:r>
                               <w:rPr>
                                 <w:rFonts w:ascii="Georgia"/>
@@ -10081,7 +9692,6 @@
                               </w:rPr>
                               <w:t>printf(</w:t>
                             </w:r>
-                            <w:proofErr w:type="gramEnd"/>
                             <w:r>
                               <w:rPr>
                                 <w:rFonts w:ascii="Georgia"/>
@@ -10254,7 +9864,6 @@
                         </w:rPr>
                         <w:t>&lt;</w:t>
                       </w:r>
-                      <w:proofErr w:type="spellStart"/>
                       <w:r>
                         <w:rPr>
                           <w:rFonts w:ascii="Georgia"/>
@@ -10263,7 +9872,6 @@
                         </w:rPr>
                         <w:t>stdio</w:t>
                       </w:r>
-                      <w:proofErr w:type="spellEnd"/>
                       <w:r>
                         <w:rPr>
                           <w:rFonts w:ascii="Georgia"/>
@@ -10364,7 +9972,6 @@
                           <w:rFonts w:ascii="Georgia"/>
                         </w:rPr>
                       </w:pPr>
-                      <w:proofErr w:type="gramStart"/>
                       <w:r>
                         <w:rPr>
                           <w:rFonts w:ascii="Georgia"/>
@@ -10383,40 +9990,28 @@
                         </w:rPr>
                         <w:t xml:space="preserve">  </w:t>
                       </w:r>
-                      <w:proofErr w:type="spellStart"/>
                       <w:r>
                         <w:rPr>
                           <w:rFonts w:ascii="Georgia"/>
                           <w:spacing w:val="13"/>
                           <w:w w:val="160"/>
                         </w:rPr>
-                        <w:t>i</w:t>
-                      </w:r>
-                      <w:proofErr w:type="spellEnd"/>
-                      <w:proofErr w:type="gramEnd"/>
+                        <w:t>i,</w:t>
+                      </w:r>
+                      <w:r>
+                        <w:rPr>
+                          <w:rFonts w:ascii="Georgia"/>
+                          <w:spacing w:val="79"/>
+                          <w:w w:val="160"/>
+                        </w:rPr>
+                        <w:t xml:space="preserve"> </w:t>
+                      </w:r>
                       <w:r>
                         <w:rPr>
                           <w:rFonts w:ascii="Georgia"/>
                           <w:spacing w:val="13"/>
                           <w:w w:val="160"/>
                         </w:rPr>
-                        <w:t>,</w:t>
-                      </w:r>
-                      <w:r>
-                        <w:rPr>
-                          <w:rFonts w:ascii="Georgia"/>
-                          <w:spacing w:val="79"/>
-                          <w:w w:val="160"/>
-                        </w:rPr>
-                        <w:t xml:space="preserve"> </w:t>
-                      </w:r>
-                      <w:proofErr w:type="gramStart"/>
-                      <w:r>
-                        <w:rPr>
-                          <w:rFonts w:ascii="Georgia"/>
-                          <w:spacing w:val="13"/>
-                          <w:w w:val="160"/>
-                        </w:rPr>
                         <w:t>j,</w:t>
                       </w:r>
                       <w:r>
@@ -10433,16 +10028,7 @@
                           <w:spacing w:val="12"/>
                           <w:w w:val="135"/>
                         </w:rPr>
-                        <w:t>rows</w:t>
-                      </w:r>
-                      <w:proofErr w:type="gramEnd"/>
-                      <w:r>
-                        <w:rPr>
-                          <w:rFonts w:ascii="Georgia"/>
-                          <w:spacing w:val="12"/>
-                          <w:w w:val="135"/>
-                        </w:rPr>
-                        <w:t>;</w:t>
+                        <w:t>rows;</w:t>
                       </w:r>
                     </w:p>
                     <w:p>
@@ -10453,7 +10039,6 @@
                           <w:rFonts w:ascii="Georgia"/>
                         </w:rPr>
                       </w:pPr>
-                      <w:proofErr w:type="gramStart"/>
                       <w:r>
                         <w:rPr>
                           <w:rFonts w:ascii="Georgia"/>
@@ -10462,7 +10047,6 @@
                         </w:rPr>
                         <w:t>printf(</w:t>
                       </w:r>
-                      <w:proofErr w:type="gramEnd"/>
                       <w:r>
                         <w:rPr>
                           <w:rFonts w:ascii="Georgia"/>
@@ -10568,7 +10152,6 @@
                         </w:rPr>
                         <w:t xml:space="preserve">); </w:t>
                       </w:r>
-                      <w:proofErr w:type="gramStart"/>
                       <w:r>
                         <w:rPr>
                           <w:rFonts w:ascii="Georgia"/>
@@ -10577,7 +10160,6 @@
                         </w:rPr>
                         <w:t>scanf(</w:t>
                       </w:r>
-                      <w:proofErr w:type="gramEnd"/>
                       <w:r>
                         <w:rPr>
                           <w:rFonts w:ascii="Georgia"/>
@@ -10679,7 +10261,6 @@
                         </w:rPr>
                         <w:t xml:space="preserve"> </w:t>
                       </w:r>
-                      <w:proofErr w:type="gramStart"/>
                       <w:r>
                         <w:rPr>
                           <w:rFonts w:ascii="Georgia"/>
@@ -10695,7 +10276,6 @@
                         </w:rPr>
                         <w:t xml:space="preserve"> </w:t>
                       </w:r>
-                      <w:proofErr w:type="spellStart"/>
                       <w:r>
                         <w:rPr>
                           <w:rFonts w:ascii="Georgia"/>
@@ -10703,8 +10283,6 @@
                         </w:rPr>
                         <w:t>i</w:t>
                       </w:r>
-                      <w:proofErr w:type="spellEnd"/>
-                      <w:proofErr w:type="gramEnd"/>
                       <w:r>
                         <w:rPr>
                           <w:rFonts w:ascii="Georgia"/>
@@ -10742,7 +10320,6 @@
                         </w:rPr>
                         <w:t xml:space="preserve"> </w:t>
                       </w:r>
-                      <w:proofErr w:type="spellStart"/>
                       <w:r>
                         <w:rPr>
                           <w:rFonts w:ascii="Georgia"/>
@@ -10750,7 +10327,6 @@
                         </w:rPr>
                         <w:t>i</w:t>
                       </w:r>
-                      <w:proofErr w:type="spellEnd"/>
                       <w:r>
                         <w:rPr>
                           <w:rFonts w:ascii="Georgia"/>
@@ -10789,23 +10365,13 @@
                         </w:rPr>
                         <w:t xml:space="preserve"> </w:t>
                       </w:r>
-                      <w:proofErr w:type="spellStart"/>
                       <w:r>
                         <w:rPr>
                           <w:rFonts w:ascii="Georgia"/>
                           <w:spacing w:val="15"/>
                           <w:w w:val="125"/>
                         </w:rPr>
-                        <w:t>i</w:t>
-                      </w:r>
-                      <w:proofErr w:type="spellEnd"/>
-                      <w:r>
-                        <w:rPr>
-                          <w:rFonts w:ascii="Georgia"/>
-                          <w:spacing w:val="15"/>
-                          <w:w w:val="125"/>
-                        </w:rPr>
-                        <w:t>++)</w:t>
+                        <w:t>i++)</w:t>
                       </w:r>
                       <w:r>
                         <w:rPr>
@@ -10815,7 +10381,6 @@
                         </w:rPr>
                         <w:t xml:space="preserve"> </w:t>
                       </w:r>
-                      <w:proofErr w:type="gramStart"/>
                       <w:r>
                         <w:rPr>
                           <w:rFonts w:ascii="Georgia"/>
@@ -10832,7 +10397,6 @@
                         </w:rPr>
                         <w:t>for</w:t>
                       </w:r>
-                      <w:proofErr w:type="gramEnd"/>
                       <w:r>
                         <w:rPr>
                           <w:rFonts w:ascii="Georgia"/>
@@ -10916,23 +10480,13 @@
                         </w:rPr>
                         <w:t xml:space="preserve"> </w:t>
                       </w:r>
-                      <w:proofErr w:type="spellStart"/>
                       <w:r>
                         <w:rPr>
                           <w:rFonts w:ascii="Georgia"/>
                           <w:spacing w:val="11"/>
                           <w:w w:val="150"/>
                         </w:rPr>
-                        <w:t>i</w:t>
-                      </w:r>
-                      <w:proofErr w:type="spellEnd"/>
-                      <w:r>
-                        <w:rPr>
-                          <w:rFonts w:ascii="Georgia"/>
-                          <w:spacing w:val="11"/>
-                          <w:w w:val="150"/>
-                        </w:rPr>
-                        <w:t>;</w:t>
+                        <w:t>i;</w:t>
                       </w:r>
                       <w:r>
                         <w:rPr>
@@ -10942,23 +10496,13 @@
                         </w:rPr>
                         <w:t xml:space="preserve"> </w:t>
                       </w:r>
-                      <w:proofErr w:type="spellStart"/>
                       <w:r>
                         <w:rPr>
                           <w:rFonts w:ascii="Georgia"/>
                           <w:spacing w:val="15"/>
                           <w:w w:val="125"/>
                         </w:rPr>
-                        <w:t>j++</w:t>
-                      </w:r>
-                      <w:proofErr w:type="spellEnd"/>
-                      <w:r>
-                        <w:rPr>
-                          <w:rFonts w:ascii="Georgia"/>
-                          <w:spacing w:val="15"/>
-                          <w:w w:val="125"/>
-                        </w:rPr>
-                        <w:t>)</w:t>
+                        <w:t>j++)</w:t>
                       </w:r>
                       <w:r>
                         <w:rPr>
@@ -10984,7 +10528,6 @@
                           <w:rFonts w:ascii="Georgia"/>
                         </w:rPr>
                       </w:pPr>
-                      <w:proofErr w:type="gramStart"/>
                       <w:r>
                         <w:rPr>
                           <w:rFonts w:ascii="Georgia"/>
@@ -10993,7 +10536,6 @@
                         </w:rPr>
                         <w:t>printf(</w:t>
                       </w:r>
-                      <w:proofErr w:type="gramEnd"/>
                       <w:r>
                         <w:rPr>
                           <w:rFonts w:ascii="Georgia"/>
@@ -11055,7 +10597,6 @@
                           <w:rFonts w:ascii="Georgia"/>
                         </w:rPr>
                       </w:pPr>
-                      <w:proofErr w:type="gramStart"/>
                       <w:r>
                         <w:rPr>
                           <w:rFonts w:ascii="Georgia"/>
@@ -11064,7 +10605,6 @@
                         </w:rPr>
                         <w:t>printf(</w:t>
                       </w:r>
-                      <w:proofErr w:type="gramEnd"/>
                       <w:r>
                         <w:rPr>
                           <w:rFonts w:ascii="Georgia"/>
@@ -12091,7 +11631,6 @@
                                 </w:rPr>
                                 <w:t>&lt;</w:t>
                               </w:r>
-                              <w:proofErr w:type="spellStart"/>
                               <w:r>
                                 <w:rPr>
                                   <w:rFonts w:ascii="Georgia"/>
@@ -12100,7 +11639,6 @@
                                 </w:rPr>
                                 <w:t>stdio</w:t>
                               </w:r>
-                              <w:proofErr w:type="spellEnd"/>
                               <w:r>
                                 <w:rPr>
                                   <w:rFonts w:ascii="Georgia"/>
@@ -12217,23 +11755,13 @@
                                 </w:rPr>
                                 <w:t xml:space="preserve"> </w:t>
                               </w:r>
-                              <w:proofErr w:type="spellStart"/>
                               <w:r>
                                 <w:rPr>
                                   <w:rFonts w:ascii="Georgia"/>
                                   <w:spacing w:val="4"/>
                                   <w:w w:val="155"/>
                                 </w:rPr>
-                                <w:t>i</w:t>
-                              </w:r>
-                              <w:proofErr w:type="spellEnd"/>
-                              <w:r>
-                                <w:rPr>
-                                  <w:rFonts w:ascii="Georgia"/>
-                                  <w:spacing w:val="4"/>
-                                  <w:w w:val="155"/>
-                                </w:rPr>
-                                <w:t>;</w:t>
+                                <w:t>i;</w:t>
                               </w:r>
                             </w:p>
                           </w:txbxContent>
@@ -12350,7 +11878,6 @@
                           </w:rPr>
                           <w:t>&lt;</w:t>
                         </w:r>
-                        <w:proofErr w:type="spellStart"/>
                         <w:r>
                           <w:rPr>
                             <w:rFonts w:ascii="Georgia"/>
@@ -12359,7 +11886,6 @@
                           </w:rPr>
                           <w:t>stdio</w:t>
                         </w:r>
-                        <w:proofErr w:type="spellEnd"/>
                         <w:r>
                           <w:rPr>
                             <w:rFonts w:ascii="Georgia"/>
@@ -12476,23 +12002,13 @@
                           </w:rPr>
                           <w:t xml:space="preserve"> </w:t>
                         </w:r>
-                        <w:proofErr w:type="spellStart"/>
                         <w:r>
                           <w:rPr>
                             <w:rFonts w:ascii="Georgia"/>
                             <w:spacing w:val="4"/>
                             <w:w w:val="155"/>
                           </w:rPr>
-                          <w:t>i</w:t>
-                        </w:r>
-                        <w:proofErr w:type="spellEnd"/>
-                        <w:r>
-                          <w:rPr>
-                            <w:rFonts w:ascii="Georgia"/>
-                            <w:spacing w:val="4"/>
-                            <w:w w:val="155"/>
-                          </w:rPr>
-                          <w:t>;</w:t>
+                          <w:t>i;</w:t>
                         </w:r>
                       </w:p>
                     </w:txbxContent>
@@ -13985,7 +13501,6 @@
                                   <w:rFonts w:ascii="Georgia"/>
                                 </w:rPr>
                               </w:pPr>
-                              <w:proofErr w:type="gramStart"/>
                               <w:r>
                                 <w:rPr>
                                   <w:rFonts w:ascii="Georgia"/>
@@ -13994,7 +13509,6 @@
                                 </w:rPr>
                                 <w:t>printf(</w:t>
                               </w:r>
-                              <w:proofErr w:type="gramEnd"/>
                               <w:r>
                                 <w:rPr>
                                   <w:rFonts w:ascii="Georgia"/>
@@ -14030,7 +13544,6 @@
                                 </w:rPr>
                                 <w:t xml:space="preserve"> </w:t>
                               </w:r>
-                              <w:proofErr w:type="gramStart"/>
                               <w:r>
                                 <w:rPr>
                                   <w:rFonts w:ascii="Georgia"/>
@@ -14056,7 +13569,6 @@
                                 </w:rPr>
                                 <w:t>,</w:t>
                               </w:r>
-                              <w:proofErr w:type="gramEnd"/>
                               <w:r>
                                 <w:rPr>
                                   <w:rFonts w:ascii="Georgia"/>
@@ -14119,7 +13631,6 @@
                                 </w:rPr>
                                 <w:t xml:space="preserve"> </w:t>
                               </w:r>
-                              <w:proofErr w:type="gramStart"/>
                               <w:r>
                                 <w:rPr>
                                   <w:rFonts w:ascii="Georgia"/>
@@ -14129,7 +13640,6 @@
                                 </w:rPr>
                                 <w:t>3:\</w:t>
                               </w:r>
-                              <w:proofErr w:type="gramEnd"/>
                               <w:r>
                                 <w:rPr>
                                   <w:rFonts w:ascii="Georgia"/>
@@ -14174,7 +13684,6 @@
                                 </w:rPr>
                                 <w:t xml:space="preserve"> </w:t>
                               </w:r>
-                              <w:proofErr w:type="gramStart"/>
                               <w:r>
                                 <w:rPr>
                                   <w:rFonts w:ascii="Georgia"/>
@@ -14190,7 +13699,6 @@
                                 </w:rPr>
                                 <w:t xml:space="preserve"> </w:t>
                               </w:r>
-                              <w:proofErr w:type="spellStart"/>
                               <w:r>
                                 <w:rPr>
                                   <w:rFonts w:ascii="Georgia"/>
@@ -14198,8 +13706,6 @@
                                 </w:rPr>
                                 <w:t>i</w:t>
                               </w:r>
-                              <w:proofErr w:type="spellEnd"/>
-                              <w:proofErr w:type="gramEnd"/>
                               <w:r>
                                 <w:rPr>
                                   <w:rFonts w:ascii="Georgia"/>
@@ -14238,7 +13744,6 @@
                                 </w:rPr>
                                 <w:t xml:space="preserve"> </w:t>
                               </w:r>
-                              <w:proofErr w:type="spellStart"/>
                               <w:r>
                                 <w:rPr>
                                   <w:rFonts w:ascii="Georgia"/>
@@ -14246,7 +13751,6 @@
                                 </w:rPr>
                                 <w:t>i</w:t>
                               </w:r>
-                              <w:proofErr w:type="spellEnd"/>
                               <w:r>
                                 <w:rPr>
                                   <w:rFonts w:ascii="Georgia"/>
@@ -14286,23 +13790,13 @@
                                 </w:rPr>
                                 <w:t xml:space="preserve"> </w:t>
                               </w:r>
-                              <w:proofErr w:type="spellStart"/>
                               <w:r>
                                 <w:rPr>
                                   <w:rFonts w:ascii="Georgia"/>
                                   <w:spacing w:val="15"/>
                                   <w:w w:val="125"/>
                                 </w:rPr>
-                                <w:t>i</w:t>
-                              </w:r>
-                              <w:proofErr w:type="spellEnd"/>
-                              <w:r>
-                                <w:rPr>
-                                  <w:rFonts w:ascii="Georgia"/>
-                                  <w:spacing w:val="15"/>
-                                  <w:w w:val="125"/>
-                                </w:rPr>
-                                <w:t>++)</w:t>
+                                <w:t>i++)</w:t>
                               </w:r>
                               <w:r>
                                 <w:rPr>
@@ -14351,18 +13845,8 @@
                                   <w:spacing w:val="11"/>
                                   <w:w w:val="115"/>
                                 </w:rPr>
-                                <w:t>(</w:t>
+                                <w:t>(i</w:t>
                               </w:r>
-                              <w:proofErr w:type="spellStart"/>
-                              <w:r>
-                                <w:rPr>
-                                  <w:rFonts w:ascii="Georgia"/>
-                                  <w:spacing w:val="11"/>
-                                  <w:w w:val="115"/>
-                                </w:rPr>
-                                <w:t>i</w:t>
-                              </w:r>
-                              <w:proofErr w:type="spellEnd"/>
                               <w:r>
                                 <w:rPr>
                                   <w:rFonts w:ascii="Georgia"/>
@@ -14423,7 +13907,6 @@
                                 </w:rPr>
                                 <w:t xml:space="preserve">0) </w:t>
                               </w:r>
-                              <w:proofErr w:type="gramStart"/>
                               <w:r>
                                 <w:rPr>
                                   <w:rFonts w:ascii="Georgia"/>
@@ -14449,7 +13932,6 @@
                                 </w:rPr>
                                 <w:t>;</w:t>
                               </w:r>
-                              <w:proofErr w:type="gramEnd"/>
                             </w:p>
                             <w:p>
                               <w:pPr>
@@ -14459,7 +13941,6 @@
                                   <w:rFonts w:ascii="Georgia"/>
                                 </w:rPr>
                               </w:pPr>
-                              <w:proofErr w:type="gramStart"/>
                               <w:r>
                                 <w:rPr>
                                   <w:rFonts w:ascii="Georgia"/>
@@ -14468,7 +13949,6 @@
                                 </w:rPr>
                                 <w:t>printf(</w:t>
                               </w:r>
-                              <w:proofErr w:type="gramEnd"/>
                               <w:r>
                                 <w:rPr>
                                   <w:rFonts w:ascii="Georgia"/>
@@ -14529,23 +14009,13 @@
                                 </w:rPr>
                                 <w:t xml:space="preserve"> </w:t>
                               </w:r>
-                              <w:proofErr w:type="spellStart"/>
                               <w:r>
                                 <w:rPr>
                                   <w:rFonts w:ascii="Georgia"/>
                                   <w:spacing w:val="-5"/>
                                   <w:w w:val="120"/>
                                 </w:rPr>
-                                <w:t>i</w:t>
-                              </w:r>
-                              <w:proofErr w:type="spellEnd"/>
-                              <w:r>
-                                <w:rPr>
-                                  <w:rFonts w:ascii="Georgia"/>
-                                  <w:spacing w:val="-5"/>
-                                  <w:w w:val="120"/>
-                                </w:rPr>
-                                <w:t>);</w:t>
+                                <w:t>i);</w:t>
                               </w:r>
                             </w:p>
                             <w:p>
@@ -14573,7 +14043,6 @@
                                   <w:rFonts w:ascii="Georgia"/>
                                 </w:rPr>
                               </w:pPr>
-                              <w:proofErr w:type="gramStart"/>
                               <w:r>
                                 <w:rPr>
                                   <w:rFonts w:ascii="Georgia"/>
@@ -14582,7 +14051,6 @@
                                 </w:rPr>
                                 <w:t>printf(</w:t>
                               </w:r>
-                              <w:proofErr w:type="gramEnd"/>
                               <w:r>
                                 <w:rPr>
                                   <w:rFonts w:ascii="Georgia"/>
@@ -14635,7 +14103,6 @@
                                   <w:rFonts w:ascii="Georgia"/>
                                 </w:rPr>
                               </w:pPr>
-                              <w:proofErr w:type="gramStart"/>
                               <w:r>
                                 <w:rPr>
                                   <w:rFonts w:ascii="Georgia"/>
@@ -14644,7 +14111,6 @@
                                 </w:rPr>
                                 <w:t>printf(</w:t>
                               </w:r>
-                              <w:proofErr w:type="gramEnd"/>
                               <w:r>
                                 <w:rPr>
                                   <w:rFonts w:ascii="Georgia"/>
@@ -14813,7 +14279,6 @@
                                 </w:rPr>
                                 <w:t xml:space="preserve"> </w:t>
                               </w:r>
-                              <w:proofErr w:type="gramStart"/>
                               <w:r>
                                 <w:rPr>
                                   <w:rFonts w:ascii="Georgia"/>
@@ -14829,7 +14294,6 @@
                                 </w:rPr>
                                 <w:t xml:space="preserve"> </w:t>
                               </w:r>
-                              <w:proofErr w:type="spellStart"/>
                               <w:r>
                                 <w:rPr>
                                   <w:rFonts w:ascii="Georgia"/>
@@ -14837,8 +14301,6 @@
                                 </w:rPr>
                                 <w:t>i</w:t>
                               </w:r>
-                              <w:proofErr w:type="spellEnd"/>
-                              <w:proofErr w:type="gramEnd"/>
                               <w:r>
                                 <w:rPr>
                                   <w:rFonts w:ascii="Georgia"/>
@@ -14878,7 +14340,6 @@
                                 </w:rPr>
                                 <w:t xml:space="preserve"> </w:t>
                               </w:r>
-                              <w:proofErr w:type="spellStart"/>
                               <w:r>
                                 <w:rPr>
                                   <w:rFonts w:ascii="Georgia"/>
@@ -14886,7 +14347,6 @@
                                 </w:rPr>
                                 <w:t>i</w:t>
                               </w:r>
-                              <w:proofErr w:type="spellEnd"/>
                               <w:r>
                                 <w:rPr>
                                   <w:rFonts w:ascii="Georgia"/>
@@ -14926,23 +14386,13 @@
                                 </w:rPr>
                                 <w:t xml:space="preserve"> </w:t>
                               </w:r>
-                              <w:proofErr w:type="spellStart"/>
                               <w:r>
                                 <w:rPr>
                                   <w:rFonts w:ascii="Georgia"/>
                                   <w:spacing w:val="15"/>
                                   <w:w w:val="120"/>
                                 </w:rPr>
-                                <w:t>i</w:t>
-                              </w:r>
-                              <w:proofErr w:type="spellEnd"/>
-                              <w:r>
-                                <w:rPr>
-                                  <w:rFonts w:ascii="Georgia"/>
-                                  <w:spacing w:val="15"/>
-                                  <w:w w:val="120"/>
-                                </w:rPr>
-                                <w:t>++)</w:t>
+                                <w:t>i++)</w:t>
                               </w:r>
                               <w:r>
                                 <w:rPr>
@@ -14991,18 +14441,8 @@
                                   <w:spacing w:val="11"/>
                                   <w:w w:val="130"/>
                                 </w:rPr>
-                                <w:t>(</w:t>
+                                <w:t>(i</w:t>
                               </w:r>
-                              <w:proofErr w:type="spellStart"/>
-                              <w:r>
-                                <w:rPr>
-                                  <w:rFonts w:ascii="Georgia"/>
-                                  <w:spacing w:val="11"/>
-                                  <w:w w:val="130"/>
-                                </w:rPr>
-                                <w:t>i</w:t>
-                              </w:r>
-                              <w:proofErr w:type="spellEnd"/>
                               <w:r>
                                 <w:rPr>
                                   <w:rFonts w:ascii="Georgia"/>
@@ -15088,7 +14528,6 @@
                                   <w:rFonts w:ascii="Georgia"/>
                                 </w:rPr>
                               </w:pPr>
-                              <w:proofErr w:type="gramStart"/>
                               <w:r>
                                 <w:rPr>
                                   <w:rFonts w:ascii="Georgia"/>
@@ -15097,7 +14536,6 @@
                                 </w:rPr>
                                 <w:t>printf(</w:t>
                               </w:r>
-                              <w:proofErr w:type="gramEnd"/>
                               <w:r>
                                 <w:rPr>
                                   <w:rFonts w:ascii="Georgia"/>
@@ -15151,25 +14589,14 @@
                                 </w:rPr>
                                 <w:t xml:space="preserve">, </w:t>
                               </w:r>
-                              <w:proofErr w:type="spellStart"/>
                               <w:r>
                                 <w:rPr>
                                   <w:rFonts w:ascii="Georgia"/>
                                   <w:spacing w:val="14"/>
                                   <w:w w:val="120"/>
                                 </w:rPr>
-                                <w:t>i</w:t>
+                                <w:t xml:space="preserve">i); </w:t>
                               </w:r>
-                              <w:proofErr w:type="spellEnd"/>
-                              <w:r>
-                                <w:rPr>
-                                  <w:rFonts w:ascii="Georgia"/>
-                                  <w:spacing w:val="14"/>
-                                  <w:w w:val="120"/>
-                                </w:rPr>
-                                <w:t xml:space="preserve">); </w:t>
-                              </w:r>
-                              <w:proofErr w:type="gramStart"/>
                               <w:r>
                                 <w:rPr>
                                   <w:rFonts w:ascii="Georgia"/>
@@ -15195,7 +14622,6 @@
                                 </w:rPr>
                                 <w:t>;</w:t>
                               </w:r>
-                              <w:proofErr w:type="gramEnd"/>
                             </w:p>
                             <w:p>
                               <w:pPr>
@@ -15426,7 +14852,6 @@
                             <w:rFonts w:ascii="Georgia"/>
                           </w:rPr>
                         </w:pPr>
-                        <w:proofErr w:type="gramStart"/>
                         <w:r>
                           <w:rPr>
                             <w:rFonts w:ascii="Georgia"/>
@@ -15435,7 +14860,6 @@
                           </w:rPr>
                           <w:t>printf(</w:t>
                         </w:r>
-                        <w:proofErr w:type="gramEnd"/>
                         <w:r>
                           <w:rPr>
                             <w:rFonts w:ascii="Georgia"/>
@@ -15471,7 +14895,6 @@
                           </w:rPr>
                           <w:t xml:space="preserve"> </w:t>
                         </w:r>
-                        <w:proofErr w:type="gramStart"/>
                         <w:r>
                           <w:rPr>
                             <w:rFonts w:ascii="Georgia"/>
@@ -15497,7 +14920,6 @@
                           </w:rPr>
                           <w:t>,</w:t>
                         </w:r>
-                        <w:proofErr w:type="gramEnd"/>
                         <w:r>
                           <w:rPr>
                             <w:rFonts w:ascii="Georgia"/>
@@ -15560,7 +14982,6 @@
                           </w:rPr>
                           <w:t xml:space="preserve"> </w:t>
                         </w:r>
-                        <w:proofErr w:type="gramStart"/>
                         <w:r>
                           <w:rPr>
                             <w:rFonts w:ascii="Georgia"/>
@@ -15570,7 +14991,6 @@
                           </w:rPr>
                           <w:t>3:\</w:t>
                         </w:r>
-                        <w:proofErr w:type="gramEnd"/>
                         <w:r>
                           <w:rPr>
                             <w:rFonts w:ascii="Georgia"/>
@@ -15615,7 +15035,6 @@
                           </w:rPr>
                           <w:t xml:space="preserve"> </w:t>
                         </w:r>
-                        <w:proofErr w:type="gramStart"/>
                         <w:r>
                           <w:rPr>
                             <w:rFonts w:ascii="Georgia"/>
@@ -15631,7 +15050,6 @@
                           </w:rPr>
                           <w:t xml:space="preserve"> </w:t>
                         </w:r>
-                        <w:proofErr w:type="spellStart"/>
                         <w:r>
                           <w:rPr>
                             <w:rFonts w:ascii="Georgia"/>
@@ -15639,8 +15057,6 @@
                           </w:rPr>
                           <w:t>i</w:t>
                         </w:r>
-                        <w:proofErr w:type="spellEnd"/>
-                        <w:proofErr w:type="gramEnd"/>
                         <w:r>
                           <w:rPr>
                             <w:rFonts w:ascii="Georgia"/>
@@ -15679,7 +15095,6 @@
                           </w:rPr>
                           <w:t xml:space="preserve"> </w:t>
                         </w:r>
-                        <w:proofErr w:type="spellStart"/>
                         <w:r>
                           <w:rPr>
                             <w:rFonts w:ascii="Georgia"/>
@@ -15687,7 +15102,6 @@
                           </w:rPr>
                           <w:t>i</w:t>
                         </w:r>
-                        <w:proofErr w:type="spellEnd"/>
                         <w:r>
                           <w:rPr>
                             <w:rFonts w:ascii="Georgia"/>
@@ -15727,23 +15141,13 @@
                           </w:rPr>
                           <w:t xml:space="preserve"> </w:t>
                         </w:r>
-                        <w:proofErr w:type="spellStart"/>
                         <w:r>
                           <w:rPr>
                             <w:rFonts w:ascii="Georgia"/>
                             <w:spacing w:val="15"/>
                             <w:w w:val="125"/>
                           </w:rPr>
-                          <w:t>i</w:t>
-                        </w:r>
-                        <w:proofErr w:type="spellEnd"/>
-                        <w:r>
-                          <w:rPr>
-                            <w:rFonts w:ascii="Georgia"/>
-                            <w:spacing w:val="15"/>
-                            <w:w w:val="125"/>
-                          </w:rPr>
-                          <w:t>++)</w:t>
+                          <w:t>i++)</w:t>
                         </w:r>
                         <w:r>
                           <w:rPr>
@@ -15792,18 +15196,8 @@
                             <w:spacing w:val="11"/>
                             <w:w w:val="115"/>
                           </w:rPr>
-                          <w:t>(</w:t>
+                          <w:t>(i</w:t>
                         </w:r>
-                        <w:proofErr w:type="spellStart"/>
-                        <w:r>
-                          <w:rPr>
-                            <w:rFonts w:ascii="Georgia"/>
-                            <w:spacing w:val="11"/>
-                            <w:w w:val="115"/>
-                          </w:rPr>
-                          <w:t>i</w:t>
-                        </w:r>
-                        <w:proofErr w:type="spellEnd"/>
                         <w:r>
                           <w:rPr>
                             <w:rFonts w:ascii="Georgia"/>
@@ -15864,7 +15258,6 @@
                           </w:rPr>
                           <w:t xml:space="preserve">0) </w:t>
                         </w:r>
-                        <w:proofErr w:type="gramStart"/>
                         <w:r>
                           <w:rPr>
                             <w:rFonts w:ascii="Georgia"/>
@@ -15890,7 +15283,6 @@
                           </w:rPr>
                           <w:t>;</w:t>
                         </w:r>
-                        <w:proofErr w:type="gramEnd"/>
                       </w:p>
                       <w:p>
                         <w:pPr>
@@ -15900,7 +15292,6 @@
                             <w:rFonts w:ascii="Georgia"/>
                           </w:rPr>
                         </w:pPr>
-                        <w:proofErr w:type="gramStart"/>
                         <w:r>
                           <w:rPr>
                             <w:rFonts w:ascii="Georgia"/>
@@ -15909,7 +15300,6 @@
                           </w:rPr>
                           <w:t>printf(</w:t>
                         </w:r>
-                        <w:proofErr w:type="gramEnd"/>
                         <w:r>
                           <w:rPr>
                             <w:rFonts w:ascii="Georgia"/>
@@ -15970,23 +15360,13 @@
                           </w:rPr>
                           <w:t xml:space="preserve"> </w:t>
                         </w:r>
-                        <w:proofErr w:type="spellStart"/>
                         <w:r>
                           <w:rPr>
                             <w:rFonts w:ascii="Georgia"/>
                             <w:spacing w:val="-5"/>
                             <w:w w:val="120"/>
                           </w:rPr>
-                          <w:t>i</w:t>
-                        </w:r>
-                        <w:proofErr w:type="spellEnd"/>
-                        <w:r>
-                          <w:rPr>
-                            <w:rFonts w:ascii="Georgia"/>
-                            <w:spacing w:val="-5"/>
-                            <w:w w:val="120"/>
-                          </w:rPr>
-                          <w:t>);</w:t>
+                          <w:t>i);</w:t>
                         </w:r>
                       </w:p>
                       <w:p>
@@ -16014,7 +15394,6 @@
                             <w:rFonts w:ascii="Georgia"/>
                           </w:rPr>
                         </w:pPr>
-                        <w:proofErr w:type="gramStart"/>
                         <w:r>
                           <w:rPr>
                             <w:rFonts w:ascii="Georgia"/>
@@ -16023,7 +15402,6 @@
                           </w:rPr>
                           <w:t>printf(</w:t>
                         </w:r>
-                        <w:proofErr w:type="gramEnd"/>
                         <w:r>
                           <w:rPr>
                             <w:rFonts w:ascii="Georgia"/>
@@ -16076,7 +15454,6 @@
                             <w:rFonts w:ascii="Georgia"/>
                           </w:rPr>
                         </w:pPr>
-                        <w:proofErr w:type="gramStart"/>
                         <w:r>
                           <w:rPr>
                             <w:rFonts w:ascii="Georgia"/>
@@ -16085,7 +15462,6 @@
                           </w:rPr>
                           <w:t>printf(</w:t>
                         </w:r>
-                        <w:proofErr w:type="gramEnd"/>
                         <w:r>
                           <w:rPr>
                             <w:rFonts w:ascii="Georgia"/>
@@ -16254,7 +15630,6 @@
                           </w:rPr>
                           <w:t xml:space="preserve"> </w:t>
                         </w:r>
-                        <w:proofErr w:type="gramStart"/>
                         <w:r>
                           <w:rPr>
                             <w:rFonts w:ascii="Georgia"/>
@@ -16270,7 +15645,6 @@
                           </w:rPr>
                           <w:t xml:space="preserve"> </w:t>
                         </w:r>
-                        <w:proofErr w:type="spellStart"/>
                         <w:r>
                           <w:rPr>
                             <w:rFonts w:ascii="Georgia"/>
@@ -16278,8 +15652,6 @@
                           </w:rPr>
                           <w:t>i</w:t>
                         </w:r>
-                        <w:proofErr w:type="spellEnd"/>
-                        <w:proofErr w:type="gramEnd"/>
                         <w:r>
                           <w:rPr>
                             <w:rFonts w:ascii="Georgia"/>
@@ -16319,7 +15691,6 @@
                           </w:rPr>
                           <w:t xml:space="preserve"> </w:t>
                         </w:r>
-                        <w:proofErr w:type="spellStart"/>
                         <w:r>
                           <w:rPr>
                             <w:rFonts w:ascii="Georgia"/>
@@ -16327,7 +15698,6 @@
                           </w:rPr>
                           <w:t>i</w:t>
                         </w:r>
-                        <w:proofErr w:type="spellEnd"/>
                         <w:r>
                           <w:rPr>
                             <w:rFonts w:ascii="Georgia"/>
@@ -16367,23 +15737,13 @@
                           </w:rPr>
                           <w:t xml:space="preserve"> </w:t>
                         </w:r>
-                        <w:proofErr w:type="spellStart"/>
                         <w:r>
                           <w:rPr>
                             <w:rFonts w:ascii="Georgia"/>
                             <w:spacing w:val="15"/>
                             <w:w w:val="120"/>
                           </w:rPr>
-                          <w:t>i</w:t>
-                        </w:r>
-                        <w:proofErr w:type="spellEnd"/>
-                        <w:r>
-                          <w:rPr>
-                            <w:rFonts w:ascii="Georgia"/>
-                            <w:spacing w:val="15"/>
-                            <w:w w:val="120"/>
-                          </w:rPr>
-                          <w:t>++)</w:t>
+                          <w:t>i++)</w:t>
                         </w:r>
                         <w:r>
                           <w:rPr>
@@ -16432,18 +15792,8 @@
                             <w:spacing w:val="11"/>
                             <w:w w:val="130"/>
                           </w:rPr>
-                          <w:t>(</w:t>
+                          <w:t>(i</w:t>
                         </w:r>
-                        <w:proofErr w:type="spellStart"/>
-                        <w:r>
-                          <w:rPr>
-                            <w:rFonts w:ascii="Georgia"/>
-                            <w:spacing w:val="11"/>
-                            <w:w w:val="130"/>
-                          </w:rPr>
-                          <w:t>i</w:t>
-                        </w:r>
-                        <w:proofErr w:type="spellEnd"/>
                         <w:r>
                           <w:rPr>
                             <w:rFonts w:ascii="Georgia"/>
@@ -16529,7 +15879,6 @@
                             <w:rFonts w:ascii="Georgia"/>
                           </w:rPr>
                         </w:pPr>
-                        <w:proofErr w:type="gramStart"/>
                         <w:r>
                           <w:rPr>
                             <w:rFonts w:ascii="Georgia"/>
@@ -16538,7 +15887,6 @@
                           </w:rPr>
                           <w:t>printf(</w:t>
                         </w:r>
-                        <w:proofErr w:type="gramEnd"/>
                         <w:r>
                           <w:rPr>
                             <w:rFonts w:ascii="Georgia"/>
@@ -16592,25 +15940,14 @@
                           </w:rPr>
                           <w:t xml:space="preserve">, </w:t>
                         </w:r>
-                        <w:proofErr w:type="spellStart"/>
                         <w:r>
                           <w:rPr>
                             <w:rFonts w:ascii="Georgia"/>
                             <w:spacing w:val="14"/>
                             <w:w w:val="120"/>
                           </w:rPr>
-                          <w:t>i</w:t>
+                          <w:t xml:space="preserve">i); </w:t>
                         </w:r>
-                        <w:proofErr w:type="spellEnd"/>
-                        <w:r>
-                          <w:rPr>
-                            <w:rFonts w:ascii="Georgia"/>
-                            <w:spacing w:val="14"/>
-                            <w:w w:val="120"/>
-                          </w:rPr>
-                          <w:t xml:space="preserve">); </w:t>
-                        </w:r>
-                        <w:proofErr w:type="gramStart"/>
                         <w:r>
                           <w:rPr>
                             <w:rFonts w:ascii="Georgia"/>
@@ -16636,7 +15973,6 @@
                           </w:rPr>
                           <w:t>;</w:t>
                         </w:r>
-                        <w:proofErr w:type="gramEnd"/>
                       </w:p>
                       <w:p>
                         <w:pPr>
@@ -17567,7 +16903,7 @@
           </mc:Choice>
           <mc:Fallback>
             <w:pict>
-              <v:shape w14:anchorId="43924467" id="Graphic 72" o:spid="_x0000_s1026" style="position:absolute;margin-left:1in;margin-top:20.75pt;width:451.3pt;height:.1pt;z-index:-251657728;visibility:visible;mso-wrap-style:square;mso-wrap-distance-left:0;mso-wrap-distance-top:0;mso-wrap-distance-right:0;mso-wrap-distance-bottom:0;mso-position-horizontal:absolute;mso-position-horizontal-relative:page;mso-position-vertical:absolute;mso-position-vertical-relative:text;v-text-anchor:top" coordsize="5731510,1270" o:gfxdata="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" path="m,l5731205,e" filled="f" strokeweight=".14039mm">
+              <v:shape w14:anchorId="628D3F89" id="Graphic 72" o:spid="_x0000_s1026" style="position:absolute;margin-left:1in;margin-top:20.75pt;width:451.3pt;height:.1pt;z-index:-251657728;visibility:visible;mso-wrap-style:square;mso-wrap-distance-left:0;mso-wrap-distance-top:0;mso-wrap-distance-right:0;mso-wrap-distance-bottom:0;mso-position-horizontal:absolute;mso-position-horizontal-relative:page;mso-position-vertical:absolute;mso-position-vertical-relative:text;v-text-anchor:top" coordsize="5731510,1270" o:gfxdata="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" path="m,l5731205,e" filled="f" strokeweight=".14039mm">
                 <v:path arrowok="t"/>
                 <w10:wrap type="topAndBottom" anchorx="page"/>
               </v:shape>
@@ -18244,6 +17580,9 @@
         <w:spacing w:before="153"/>
       </w:pPr>
       <w:r>
+        <w:rPr>
+          <w:noProof/>
+        </w:rPr>
         <w:drawing>
           <wp:inline distT="0" distB="0" distL="0" distR="0" wp14:anchorId="0E8DFDF3" wp14:editId="51A7E275">
             <wp:extent cx="4478216" cy="5258578"/>
@@ -18923,6 +18262,7 @@
       </w:pPr>
       <w:r>
         <w:rPr>
+          <w:noProof/>
           <w:w w:val="110"/>
         </w:rPr>
         <w:drawing>
@@ -18963,6 +18303,7 @@
       </w:r>
       <w:r>
         <w:rPr>
+          <w:noProof/>
           <w:w w:val="110"/>
         </w:rPr>
         <w:drawing>
@@ -19018,6 +18359,7 @@
       </w:pPr>
       <w:r>
         <w:rPr>
+          <w:noProof/>
           <w:w w:val="110"/>
         </w:rPr>
         <w:lastRenderedPageBreak/>
@@ -19863,6 +19205,7 @@
       </w:pPr>
       <w:r>
         <w:rPr>
+          <w:noProof/>
           <w:sz w:val="20"/>
         </w:rPr>
         <w:lastRenderedPageBreak/>
@@ -20741,6 +20084,7 @@
       </w:pPr>
       <w:r>
         <w:rPr>
+          <w:noProof/>
           <w:sz w:val="20"/>
         </w:rPr>
         <w:drawing>
@@ -20853,7 +20197,7 @@
           </mc:Choice>
           <mc:Fallback>
             <w:pict>
-              <v:shape w14:anchorId="6043F7C9" id="Graphic 73" o:spid="_x0000_s1026" style="position:absolute;margin-left:1in;margin-top:20.75pt;width:451.3pt;height:.1pt;z-index:-251656704;visibility:visible;mso-wrap-style:square;mso-wrap-distance-left:0;mso-wrap-distance-top:0;mso-wrap-distance-right:0;mso-wrap-distance-bottom:0;mso-position-horizontal:absolute;mso-position-horizontal-relative:page;mso-position-vertical:absolute;mso-position-vertical-relative:text;v-text-anchor:top" coordsize="5731510,1270" o:gfxdata="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" path="m,l5731205,e" filled="f" strokeweight=".14039mm">
+              <v:shape w14:anchorId="1699CEAB" id="Graphic 73" o:spid="_x0000_s1026" style="position:absolute;margin-left:1in;margin-top:20.75pt;width:451.3pt;height:.1pt;z-index:-251656704;visibility:visible;mso-wrap-style:square;mso-wrap-distance-left:0;mso-wrap-distance-top:0;mso-wrap-distance-right:0;mso-wrap-distance-bottom:0;mso-position-horizontal:absolute;mso-position-horizontal-relative:page;mso-position-vertical:absolute;mso-position-vertical-relative:text;v-text-anchor:top" coordsize="5731510,1270" o:gfxdata="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" path="m,l5731205,e" filled="f" strokeweight=".14039mm">
                 <v:path arrowok="t"/>
                 <w10:wrap type="topAndBottom" anchorx="page"/>
               </v:shape>
@@ -22003,7 +21347,7 @@
           </mc:Choice>
           <mc:Fallback>
             <w:pict>
-              <v:shape w14:anchorId="4D12C02F" id="Graphic 74" o:spid="_x0000_s1026" style="position:absolute;margin-left:1in;margin-top:21.1pt;width:451.3pt;height:.1pt;z-index:-251655680;visibility:visible;mso-wrap-style:square;mso-wrap-distance-left:0;mso-wrap-distance-top:0;mso-wrap-distance-right:0;mso-wrap-distance-bottom:0;mso-position-horizontal:absolute;mso-position-horizontal-relative:page;mso-position-vertical:absolute;mso-position-vertical-relative:text;v-text-anchor:top" coordsize="5731510,1270" o:gfxdata="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" path="m,l5731205,e" filled="f" strokeweight=".14039mm">
+              <v:shape w14:anchorId="3EA42FBC" id="Graphic 74" o:spid="_x0000_s1026" style="position:absolute;margin-left:1in;margin-top:21.1pt;width:451.3pt;height:.1pt;z-index:-251655680;visibility:visible;mso-wrap-style:square;mso-wrap-distance-left:0;mso-wrap-distance-top:0;mso-wrap-distance-right:0;mso-wrap-distance-bottom:0;mso-position-horizontal:absolute;mso-position-horizontal-relative:page;mso-position-vertical:absolute;mso-position-vertical-relative:text;v-text-anchor:top" coordsize="5731510,1270" o:gfxdata="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" path="m,l5731205,e" filled="f" strokeweight=".14039mm">
                 <v:path arrowok="t"/>
                 <w10:wrap type="topAndBottom" anchorx="page"/>
               </v:shape>
@@ -22129,7 +21473,27 @@
         <w:rPr>
           <w:sz w:val="24"/>
         </w:rPr>
-        <w:t xml:space="preserve">        </w:t>
+        <w:t xml:space="preserve">       </w:t>
+      </w:r>
+      <w:r>
+        <w:rPr>
+          <w:w w:val="120"/>
+          <w:sz w:val="24"/>
+        </w:rPr>
+        <w:sym w:font="Wingdings" w:char="F0E0"/>
+      </w:r>
+      <w:r>
+        <w:rPr>
+          <w:w w:val="120"/>
+          <w:sz w:val="24"/>
+        </w:rPr>
+        <w:t xml:space="preserve"> </w:t>
+      </w:r>
+      <w:r>
+        <w:rPr>
+          <w:sz w:val="24"/>
+        </w:rPr>
+        <w:t xml:space="preserve"> </w:t>
       </w:r>
       <w:r>
         <w:rPr>
@@ -22464,7 +21828,26 @@
         <w:rPr>
           <w:sz w:val="24"/>
         </w:rPr>
-        <w:t xml:space="preserve">      </w:t>
+        <w:t xml:space="preserve">   </w:t>
+      </w:r>
+      <w:r>
+        <w:rPr>
+          <w:sz w:val="24"/>
+        </w:rPr>
+        <w:t xml:space="preserve">   </w:t>
+      </w:r>
+      <w:r>
+        <w:rPr>
+          <w:w w:val="120"/>
+          <w:sz w:val="24"/>
+        </w:rPr>
+        <w:sym w:font="Wingdings" w:char="F0E0"/>
+      </w:r>
+      <w:r>
+        <w:rPr>
+          <w:sz w:val="24"/>
+        </w:rPr>
+        <w:t xml:space="preserve">   </w:t>
       </w:r>
       <w:r>
         <w:rPr>
@@ -22591,9 +21974,26 @@
         <w:ind w:right="162"/>
         <w:rPr>
           <w:sz w:val="24"/>
-          <w:lang w:val="en-IN"/>
         </w:rPr>
       </w:pPr>
+      <w:r>
+        <w:rPr>
+          <w:w w:val="120"/>
+        </w:rPr>
+        <w:t xml:space="preserve">      </w:t>
+      </w:r>
+      <w:r>
+        <w:rPr>
+          <w:w w:val="120"/>
+        </w:rPr>
+        <w:sym w:font="Wingdings" w:char="F0E0"/>
+      </w:r>
+      <w:r>
+        <w:rPr>
+          <w:w w:val="120"/>
+        </w:rPr>
+        <w:t xml:space="preserve"> </w:t>
+      </w:r>
       <w:r>
         <w:rPr>
           <w:sz w:val="24"/>
@@ -23121,6 +22521,49 @@
     </w:p>
     <w:p>
       <w:pPr>
+        <w:tabs>
+          <w:tab w:val="left" w:pos="748"/>
+        </w:tabs>
+        <w:spacing w:before="200"/>
+        <w:rPr>
+          <w:sz w:val="24"/>
+        </w:rPr>
+      </w:pPr>
+      <w:r>
+        <w:rPr>
+          <w:w w:val="120"/>
+          <w:sz w:val="24"/>
+        </w:rPr>
+        <w:t xml:space="preserve">     </w:t>
+      </w:r>
+      <w:r>
+        <w:rPr>
+          <w:w w:val="120"/>
+          <w:sz w:val="24"/>
+        </w:rPr>
+        <w:sym w:font="Wingdings" w:char="F0E0"/>
+      </w:r>
+      <w:r>
+        <w:rPr>
+          <w:sz w:val="24"/>
+        </w:rPr>
+        <w:t>break terminates the loop completely, whereas continue skips the current iteration and moves to the next iteration.</w:t>
+      </w:r>
+    </w:p>
+    <w:p>
+      <w:pPr>
+        <w:tabs>
+          <w:tab w:val="left" w:pos="748"/>
+        </w:tabs>
+        <w:spacing w:before="200"/>
+        <w:ind w:left="451"/>
+        <w:rPr>
+          <w:sz w:val="24"/>
+        </w:rPr>
+      </w:pPr>
+    </w:p>
+    <w:p>
+      <w:pPr>
         <w:pStyle w:val="ListParagraph"/>
         <w:numPr>
           <w:ilvl w:val="0"/>
@@ -23324,6 +22767,502 @@
         </w:rPr>
         <w:t>loop.</w:t>
       </w:r>
+    </w:p>
+    <w:p>
+      <w:pPr>
+        <w:tabs>
+          <w:tab w:val="left" w:pos="748"/>
+        </w:tabs>
+        <w:spacing w:before="256"/>
+        <w:rPr>
+          <w:spacing w:val="-2"/>
+          <w:w w:val="105"/>
+          <w:sz w:val="24"/>
+        </w:rPr>
+      </w:pPr>
+      <w:r>
+        <w:rPr>
+          <w:w w:val="120"/>
+          <w:sz w:val="24"/>
+        </w:rPr>
+        <w:t xml:space="preserve">     </w:t>
+      </w:r>
+      <w:r>
+        <w:rPr>
+          <w:w w:val="120"/>
+          <w:sz w:val="24"/>
+        </w:rPr>
+        <w:sym w:font="Wingdings" w:char="F0E0"/>
+      </w:r>
+      <w:r>
+        <w:rPr>
+          <w:spacing w:val="-2"/>
+          <w:w w:val="105"/>
+          <w:sz w:val="24"/>
+        </w:rPr>
+        <w:t>#include &lt;</w:t>
+      </w:r>
+      <w:proofErr w:type="spellStart"/>
+      <w:r>
+        <w:rPr>
+          <w:spacing w:val="-2"/>
+          <w:w w:val="105"/>
+          <w:sz w:val="24"/>
+        </w:rPr>
+        <w:t>stdio.h</w:t>
+      </w:r>
+      <w:proofErr w:type="spellEnd"/>
+      <w:r>
+        <w:rPr>
+          <w:spacing w:val="-2"/>
+          <w:w w:val="105"/>
+          <w:sz w:val="24"/>
+        </w:rPr>
+        <w:t>&gt;</w:t>
+      </w:r>
+    </w:p>
+    <w:p>
+      <w:pPr>
+        <w:tabs>
+          <w:tab w:val="left" w:pos="748"/>
+        </w:tabs>
+        <w:spacing w:before="256"/>
+        <w:ind w:left="451"/>
+        <w:rPr>
+          <w:spacing w:val="-2"/>
+          <w:w w:val="105"/>
+          <w:sz w:val="24"/>
+        </w:rPr>
+      </w:pPr>
+      <w:r>
+        <w:rPr>
+          <w:spacing w:val="-2"/>
+          <w:w w:val="105"/>
+          <w:sz w:val="24"/>
+        </w:rPr>
+        <w:t xml:space="preserve">int </w:t>
+      </w:r>
+      <w:proofErr w:type="gramStart"/>
+      <w:r>
+        <w:rPr>
+          <w:spacing w:val="-2"/>
+          <w:w w:val="105"/>
+          <w:sz w:val="24"/>
+        </w:rPr>
+        <w:t>main(</w:t>
+      </w:r>
+      <w:proofErr w:type="gramEnd"/>
+      <w:r>
+        <w:rPr>
+          <w:spacing w:val="-2"/>
+          <w:w w:val="105"/>
+          <w:sz w:val="24"/>
+        </w:rPr>
+        <w:t>)</w:t>
+      </w:r>
+    </w:p>
+    <w:p>
+      <w:pPr>
+        <w:tabs>
+          <w:tab w:val="left" w:pos="748"/>
+        </w:tabs>
+        <w:spacing w:before="256"/>
+        <w:ind w:left="451"/>
+        <w:rPr>
+          <w:spacing w:val="-2"/>
+          <w:w w:val="105"/>
+          <w:sz w:val="24"/>
+        </w:rPr>
+      </w:pPr>
+      <w:r>
+        <w:rPr>
+          <w:spacing w:val="-2"/>
+          <w:w w:val="105"/>
+          <w:sz w:val="24"/>
+        </w:rPr>
+        <w:t>{</w:t>
+      </w:r>
+    </w:p>
+    <w:p>
+      <w:pPr>
+        <w:tabs>
+          <w:tab w:val="left" w:pos="748"/>
+        </w:tabs>
+        <w:spacing w:before="256"/>
+        <w:ind w:left="451"/>
+        <w:rPr>
+          <w:spacing w:val="-2"/>
+          <w:w w:val="105"/>
+          <w:sz w:val="24"/>
+        </w:rPr>
+      </w:pPr>
+      <w:r>
+        <w:rPr>
+          <w:spacing w:val="-2"/>
+          <w:w w:val="105"/>
+          <w:sz w:val="24"/>
+        </w:rPr>
+        <w:t xml:space="preserve">    int n;</w:t>
+      </w:r>
+    </w:p>
+    <w:p>
+      <w:pPr>
+        <w:tabs>
+          <w:tab w:val="left" w:pos="748"/>
+        </w:tabs>
+        <w:spacing w:before="256"/>
+        <w:ind w:left="451"/>
+        <w:rPr>
+          <w:spacing w:val="-2"/>
+          <w:w w:val="105"/>
+          <w:sz w:val="24"/>
+        </w:rPr>
+      </w:pPr>
+      <w:r>
+        <w:rPr>
+          <w:spacing w:val="-2"/>
+          <w:w w:val="105"/>
+          <w:sz w:val="24"/>
+        </w:rPr>
+        <w:t xml:space="preserve">    </w:t>
+      </w:r>
+      <w:proofErr w:type="gramStart"/>
+      <w:r>
+        <w:rPr>
+          <w:spacing w:val="-2"/>
+          <w:w w:val="105"/>
+          <w:sz w:val="24"/>
+        </w:rPr>
+        <w:t>printf(</w:t>
+      </w:r>
+      <w:proofErr w:type="gramEnd"/>
+      <w:r>
+        <w:rPr>
+          <w:spacing w:val="-2"/>
+          <w:w w:val="105"/>
+          <w:sz w:val="24"/>
+        </w:rPr>
+        <w:t>"Enter n: ");</w:t>
+      </w:r>
+    </w:p>
+    <w:p>
+      <w:pPr>
+        <w:tabs>
+          <w:tab w:val="left" w:pos="748"/>
+        </w:tabs>
+        <w:spacing w:before="256"/>
+        <w:ind w:left="451"/>
+        <w:rPr>
+          <w:spacing w:val="-2"/>
+          <w:w w:val="105"/>
+          <w:sz w:val="24"/>
+        </w:rPr>
+      </w:pPr>
+      <w:r>
+        <w:rPr>
+          <w:spacing w:val="-2"/>
+          <w:w w:val="105"/>
+          <w:sz w:val="24"/>
+        </w:rPr>
+        <w:t xml:space="preserve">    </w:t>
+      </w:r>
+      <w:proofErr w:type="gramStart"/>
+      <w:r>
+        <w:rPr>
+          <w:spacing w:val="-2"/>
+          <w:w w:val="105"/>
+          <w:sz w:val="24"/>
+        </w:rPr>
+        <w:t>scanf(</w:t>
+      </w:r>
+      <w:proofErr w:type="gramEnd"/>
+      <w:r>
+        <w:rPr>
+          <w:spacing w:val="-2"/>
+          <w:w w:val="105"/>
+          <w:sz w:val="24"/>
+        </w:rPr>
+        <w:t>"%d", &amp;n);</w:t>
+      </w:r>
+    </w:p>
+    <w:p>
+      <w:pPr>
+        <w:tabs>
+          <w:tab w:val="left" w:pos="748"/>
+        </w:tabs>
+        <w:spacing w:before="256"/>
+        <w:ind w:left="451"/>
+        <w:rPr>
+          <w:spacing w:val="-2"/>
+          <w:w w:val="105"/>
+          <w:sz w:val="24"/>
+        </w:rPr>
+      </w:pPr>
+      <w:r>
+        <w:rPr>
+          <w:spacing w:val="-2"/>
+          <w:w w:val="105"/>
+          <w:sz w:val="24"/>
+        </w:rPr>
+        <w:t xml:space="preserve">    int </w:t>
+      </w:r>
+      <w:proofErr w:type="spellStart"/>
+      <w:r>
+        <w:rPr>
+          <w:spacing w:val="-2"/>
+          <w:w w:val="105"/>
+          <w:sz w:val="24"/>
+        </w:rPr>
+        <w:t>i</w:t>
+      </w:r>
+      <w:proofErr w:type="spellEnd"/>
+      <w:r>
+        <w:rPr>
+          <w:spacing w:val="-2"/>
+          <w:w w:val="105"/>
+          <w:sz w:val="24"/>
+        </w:rPr>
+        <w:t xml:space="preserve"> = 1;</w:t>
+      </w:r>
+    </w:p>
+    <w:p>
+      <w:pPr>
+        <w:tabs>
+          <w:tab w:val="left" w:pos="748"/>
+        </w:tabs>
+        <w:spacing w:before="256"/>
+        <w:ind w:left="451"/>
+        <w:rPr>
+          <w:spacing w:val="-2"/>
+          <w:w w:val="105"/>
+          <w:sz w:val="24"/>
+        </w:rPr>
+      </w:pPr>
+      <w:r>
+        <w:rPr>
+          <w:spacing w:val="-2"/>
+          <w:w w:val="105"/>
+          <w:sz w:val="24"/>
+        </w:rPr>
+        <w:t xml:space="preserve">    while (</w:t>
+      </w:r>
+      <w:proofErr w:type="spellStart"/>
+      <w:r>
+        <w:rPr>
+          <w:spacing w:val="-2"/>
+          <w:w w:val="105"/>
+          <w:sz w:val="24"/>
+        </w:rPr>
+        <w:t>i</w:t>
+      </w:r>
+      <w:proofErr w:type="spellEnd"/>
+      <w:r>
+        <w:rPr>
+          <w:spacing w:val="-2"/>
+          <w:w w:val="105"/>
+          <w:sz w:val="24"/>
+        </w:rPr>
+        <w:t xml:space="preserve"> &lt;= n)</w:t>
+      </w:r>
+    </w:p>
+    <w:p>
+      <w:pPr>
+        <w:tabs>
+          <w:tab w:val="left" w:pos="748"/>
+        </w:tabs>
+        <w:spacing w:before="256"/>
+        <w:ind w:left="451"/>
+        <w:rPr>
+          <w:spacing w:val="-2"/>
+          <w:w w:val="105"/>
+          <w:sz w:val="24"/>
+        </w:rPr>
+      </w:pPr>
+      <w:r>
+        <w:rPr>
+          <w:spacing w:val="-2"/>
+          <w:w w:val="105"/>
+          <w:sz w:val="24"/>
+        </w:rPr>
+        <w:t xml:space="preserve">    {</w:t>
+      </w:r>
+    </w:p>
+    <w:p>
+      <w:pPr>
+        <w:tabs>
+          <w:tab w:val="left" w:pos="748"/>
+        </w:tabs>
+        <w:spacing w:before="256"/>
+        <w:ind w:left="451"/>
+        <w:rPr>
+          <w:spacing w:val="-2"/>
+          <w:w w:val="105"/>
+          <w:sz w:val="24"/>
+        </w:rPr>
+      </w:pPr>
+      <w:r>
+        <w:rPr>
+          <w:spacing w:val="-2"/>
+          <w:w w:val="105"/>
+          <w:sz w:val="24"/>
+        </w:rPr>
+        <w:t xml:space="preserve">        </w:t>
+      </w:r>
+      <w:proofErr w:type="gramStart"/>
+      <w:r>
+        <w:rPr>
+          <w:spacing w:val="-2"/>
+          <w:w w:val="105"/>
+          <w:sz w:val="24"/>
+        </w:rPr>
+        <w:t>printf(</w:t>
+      </w:r>
+      <w:proofErr w:type="gramEnd"/>
+      <w:r>
+        <w:rPr>
+          <w:spacing w:val="-2"/>
+          <w:w w:val="105"/>
+          <w:sz w:val="24"/>
+        </w:rPr>
+        <w:t xml:space="preserve">"%d ", </w:t>
+      </w:r>
+      <w:proofErr w:type="spellStart"/>
+      <w:r>
+        <w:rPr>
+          <w:spacing w:val="-2"/>
+          <w:w w:val="105"/>
+          <w:sz w:val="24"/>
+        </w:rPr>
+        <w:t>i</w:t>
+      </w:r>
+      <w:proofErr w:type="spellEnd"/>
+      <w:r>
+        <w:rPr>
+          <w:spacing w:val="-2"/>
+          <w:w w:val="105"/>
+          <w:sz w:val="24"/>
+        </w:rPr>
+        <w:t>);</w:t>
+      </w:r>
+    </w:p>
+    <w:p>
+      <w:pPr>
+        <w:tabs>
+          <w:tab w:val="left" w:pos="748"/>
+        </w:tabs>
+        <w:spacing w:before="256"/>
+        <w:ind w:left="451"/>
+        <w:rPr>
+          <w:spacing w:val="-2"/>
+          <w:w w:val="105"/>
+          <w:sz w:val="24"/>
+        </w:rPr>
+      </w:pPr>
+      <w:r>
+        <w:rPr>
+          <w:spacing w:val="-2"/>
+          <w:w w:val="105"/>
+          <w:sz w:val="24"/>
+        </w:rPr>
+        <w:t xml:space="preserve">        </w:t>
+      </w:r>
+      <w:proofErr w:type="spellStart"/>
+      <w:r>
+        <w:rPr>
+          <w:spacing w:val="-2"/>
+          <w:w w:val="105"/>
+          <w:sz w:val="24"/>
+        </w:rPr>
+        <w:t>i</w:t>
+      </w:r>
+      <w:proofErr w:type="spellEnd"/>
+      <w:r>
+        <w:rPr>
+          <w:spacing w:val="-2"/>
+          <w:w w:val="105"/>
+          <w:sz w:val="24"/>
+        </w:rPr>
+        <w:t>++;</w:t>
+      </w:r>
+    </w:p>
+    <w:p>
+      <w:pPr>
+        <w:tabs>
+          <w:tab w:val="left" w:pos="748"/>
+        </w:tabs>
+        <w:spacing w:before="256"/>
+        <w:ind w:left="451"/>
+        <w:rPr>
+          <w:spacing w:val="-2"/>
+          <w:w w:val="105"/>
+          <w:sz w:val="24"/>
+        </w:rPr>
+      </w:pPr>
+      <w:r>
+        <w:rPr>
+          <w:spacing w:val="-2"/>
+          <w:w w:val="105"/>
+          <w:sz w:val="24"/>
+        </w:rPr>
+        <w:t xml:space="preserve">    }</w:t>
+      </w:r>
+    </w:p>
+    <w:p>
+      <w:pPr>
+        <w:tabs>
+          <w:tab w:val="left" w:pos="748"/>
+        </w:tabs>
+        <w:spacing w:before="256"/>
+        <w:ind w:left="451"/>
+        <w:rPr>
+          <w:spacing w:val="-2"/>
+          <w:w w:val="105"/>
+          <w:sz w:val="24"/>
+        </w:rPr>
+      </w:pPr>
+      <w:r>
+        <w:rPr>
+          <w:spacing w:val="-2"/>
+          <w:w w:val="105"/>
+          <w:sz w:val="24"/>
+        </w:rPr>
+        <w:t xml:space="preserve">    return 0;</w:t>
+      </w:r>
+    </w:p>
+    <w:p>
+      <w:pPr>
+        <w:tabs>
+          <w:tab w:val="left" w:pos="748"/>
+        </w:tabs>
+        <w:spacing w:before="256"/>
+        <w:ind w:left="451"/>
+        <w:rPr>
+          <w:spacing w:val="-2"/>
+          <w:w w:val="105"/>
+          <w:sz w:val="24"/>
+        </w:rPr>
+      </w:pPr>
+      <w:r>
+        <w:rPr>
+          <w:spacing w:val="-2"/>
+          <w:w w:val="105"/>
+          <w:sz w:val="24"/>
+        </w:rPr>
+        <w:t>}</w:t>
+      </w:r>
+    </w:p>
+    <w:p>
+      <w:pPr>
+        <w:pStyle w:val="ListParagraph"/>
+        <w:tabs>
+          <w:tab w:val="left" w:pos="748"/>
+        </w:tabs>
+        <w:spacing w:before="256"/>
+        <w:ind w:left="748" w:firstLine="0"/>
+        <w:rPr>
+          <w:sz w:val="24"/>
+        </w:rPr>
+      </w:pPr>
     </w:p>
     <w:p>
       <w:pPr>
@@ -23383,6 +23322,73 @@
     </w:p>
     <w:p>
       <w:pPr>
+        <w:tabs>
+          <w:tab w:val="left" w:pos="747"/>
+          <w:tab w:val="left" w:pos="750"/>
+        </w:tabs>
+        <w:spacing w:before="255" w:line="288" w:lineRule="auto"/>
+        <w:ind w:left="450" w:right="161"/>
+        <w:rPr>
+          <w:sz w:val="24"/>
+        </w:rPr>
+      </w:pPr>
+      <w:r>
+        <w:rPr>
+          <w:w w:val="120"/>
+        </w:rPr>
+        <w:sym w:font="Wingdings" w:char="F0E0"/>
+      </w:r>
+      <w:r>
+        <w:rPr>
+          <w:sz w:val="24"/>
+        </w:rPr>
+        <w:t>Nested loops are used when a problem requires one loop to run inside another loop. Example: printing a pattern of stars in rows and columns.</w:t>
+      </w:r>
+    </w:p>
+    <w:p>
+      <w:pPr>
+        <w:pStyle w:val="ListParagraph"/>
+        <w:tabs>
+          <w:tab w:val="left" w:pos="747"/>
+          <w:tab w:val="left" w:pos="750"/>
+        </w:tabs>
+        <w:spacing w:before="255" w:line="288" w:lineRule="auto"/>
+        <w:ind w:right="161" w:firstLine="0"/>
+        <w:rPr>
+          <w:sz w:val="24"/>
+        </w:rPr>
+      </w:pPr>
+    </w:p>
+    <w:p>
+      <w:pPr>
+        <w:pStyle w:val="ListParagraph"/>
+        <w:tabs>
+          <w:tab w:val="left" w:pos="747"/>
+          <w:tab w:val="left" w:pos="750"/>
+        </w:tabs>
+        <w:spacing w:before="255" w:line="288" w:lineRule="auto"/>
+        <w:ind w:right="161" w:firstLine="0"/>
+        <w:rPr>
+          <w:sz w:val="24"/>
+        </w:rPr>
+      </w:pPr>
+    </w:p>
+    <w:p>
+      <w:pPr>
+        <w:pStyle w:val="ListParagraph"/>
+        <w:tabs>
+          <w:tab w:val="left" w:pos="747"/>
+          <w:tab w:val="left" w:pos="750"/>
+        </w:tabs>
+        <w:spacing w:before="255" w:line="288" w:lineRule="auto"/>
+        <w:ind w:right="161" w:firstLine="0"/>
+        <w:rPr>
+          <w:sz w:val="24"/>
+        </w:rPr>
+      </w:pPr>
+    </w:p>
+    <w:p>
+      <w:pPr>
         <w:pStyle w:val="ListParagraph"/>
         <w:numPr>
           <w:ilvl w:val="0"/>
@@ -23404,6 +23410,7 @@
           <w:w w:val="105"/>
           <w:sz w:val="24"/>
         </w:rPr>
+        <w:lastRenderedPageBreak/>
         <w:t>What</w:t>
       </w:r>
       <w:r>
@@ -23624,6 +23631,47 @@
           <w:sz w:val="24"/>
         </w:rPr>
         <w:t>for loop’s body?</w:t>
+      </w:r>
+    </w:p>
+    <w:p>
+      <w:pPr>
+        <w:tabs>
+          <w:tab w:val="left" w:pos="747"/>
+          <w:tab w:val="left" w:pos="750"/>
+        </w:tabs>
+        <w:spacing w:before="202" w:line="288" w:lineRule="auto"/>
+        <w:ind w:left="450" w:right="164"/>
+        <w:rPr>
+          <w:w w:val="105"/>
+          <w:sz w:val="24"/>
+        </w:rPr>
+      </w:pPr>
+      <w:r>
+        <w:rPr>
+          <w:w w:val="120"/>
+        </w:rPr>
+        <w:sym w:font="Wingdings" w:char="F0E0"/>
+      </w:r>
+      <w:r>
+        <w:rPr>
+          <w:w w:val="105"/>
+          <w:sz w:val="24"/>
+        </w:rPr>
+        <w:t>The loop variable may not change, causing the loop to become an infinite loop</w:t>
+      </w:r>
+      <w:r>
+        <w:rPr>
+          <w:w w:val="105"/>
+          <w:sz w:val="24"/>
+        </w:rPr>
+        <w:t xml:space="preserve"> if        </w:t>
+      </w:r>
+      <w:r>
+        <w:rPr>
+          <w:w w:val="105"/>
+          <w:sz w:val="24"/>
+        </w:rPr>
+        <w:t>the condition remains true.</w:t>
       </w:r>
     </w:p>
     <w:p>
@@ -23984,6 +24032,44 @@
     </w:p>
     <w:p>
       <w:pPr>
+        <w:tabs>
+          <w:tab w:val="left" w:pos="747"/>
+          <w:tab w:val="left" w:pos="750"/>
+          <w:tab w:val="left" w:pos="1551"/>
+          <w:tab w:val="left" w:pos="2112"/>
+          <w:tab w:val="left" w:pos="3286"/>
+        </w:tabs>
+        <w:spacing w:line="288" w:lineRule="auto"/>
+        <w:ind w:left="450" w:right="163"/>
+        <w:rPr>
+          <w:w w:val="120"/>
+          <w:sz w:val="24"/>
+        </w:rPr>
+      </w:pPr>
+      <w:r>
+        <w:rPr>
+          <w:w w:val="120"/>
+          <w:sz w:val="24"/>
+        </w:rPr>
+        <w:sym w:font="Wingdings" w:char="F0E0"/>
+      </w:r>
+      <w:r>
+        <w:rPr>
+          <w:w w:val="120"/>
+          <w:sz w:val="24"/>
+        </w:rPr>
+        <w:t xml:space="preserve"> </w:t>
+      </w:r>
+      <w:r>
+        <w:rPr>
+          <w:w w:val="120"/>
+          <w:sz w:val="24"/>
+        </w:rPr>
+        <w:t>1 2 3 4 5</w:t>
+      </w:r>
+    </w:p>
+    <w:p>
+      <w:pPr>
         <w:pStyle w:val="ListParagraph"/>
         <w:numPr>
           <w:ilvl w:val="0"/>
@@ -24293,6 +24379,41 @@
         <w:t>}</w:t>
       </w:r>
       <w:proofErr w:type="gramEnd"/>
+    </w:p>
+    <w:p>
+      <w:pPr>
+        <w:tabs>
+          <w:tab w:val="left" w:pos="748"/>
+        </w:tabs>
+        <w:ind w:left="451"/>
+        <w:rPr>
+          <w:spacing w:val="-10"/>
+          <w:w w:val="110"/>
+          <w:sz w:val="24"/>
+        </w:rPr>
+      </w:pPr>
+      <w:r>
+        <w:rPr>
+          <w:w w:val="120"/>
+          <w:sz w:val="24"/>
+        </w:rPr>
+        <w:sym w:font="Wingdings" w:char="F0E0"/>
+      </w:r>
+      <w:r>
+        <w:rPr>
+          <w:w w:val="120"/>
+          <w:sz w:val="24"/>
+        </w:rPr>
+        <w:t xml:space="preserve"> </w:t>
+      </w:r>
+      <w:r>
+        <w:rPr>
+          <w:spacing w:val="-10"/>
+          <w:w w:val="110"/>
+          <w:sz w:val="24"/>
+        </w:rPr>
+        <w:t>1 2 3</w:t>
+      </w:r>
     </w:p>
     <w:p>
       <w:pPr>
@@ -24679,6 +24800,38 @@
         <w:t>;?</w:t>
       </w:r>
       <w:proofErr w:type="gramEnd"/>
+    </w:p>
+    <w:p>
+      <w:pPr>
+        <w:tabs>
+          <w:tab w:val="left" w:pos="746"/>
+          <w:tab w:val="left" w:pos="750"/>
+        </w:tabs>
+        <w:spacing w:before="256" w:line="288" w:lineRule="auto"/>
+        <w:ind w:left="333" w:right="163"/>
+        <w:rPr>
+          <w:sz w:val="24"/>
+        </w:rPr>
+      </w:pPr>
+      <w:r>
+        <w:rPr>
+          <w:w w:val="120"/>
+        </w:rPr>
+        <w:t xml:space="preserve">  </w:t>
+      </w:r>
+      <w:r>
+        <w:rPr>
+          <w:w w:val="120"/>
+        </w:rPr>
+        <w:sym w:font="Wingdings" w:char="F0E0"/>
+      </w:r>
+      <w:r>
+        <w:rPr>
+          <w:w w:val="135"/>
+          <w:sz w:val="24"/>
+        </w:rPr>
+        <w:t>10</w:t>
+      </w:r>
     </w:p>
     <w:p>
       <w:pPr>
@@ -24762,7 +24915,7 @@
           </mc:Choice>
           <mc:Fallback>
             <w:pict>
-              <v:shape w14:anchorId="74198052" id="Graphic 75" o:spid="_x0000_s1026" style="position:absolute;margin-left:1in;margin-top:21.05pt;width:451.3pt;height:.1pt;z-index:-251654656;visibility:visible;mso-wrap-style:square;mso-wrap-distance-left:0;mso-wrap-distance-top:0;mso-wrap-distance-right:0;mso-wrap-distance-bottom:0;mso-position-horizontal:absolute;mso-position-horizontal-relative:page;mso-position-vertical:absolute;mso-position-vertical-relative:text;v-text-anchor:top" coordsize="5731510,1270" o:gfxdata="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" path="m,l5731205,e" filled="f" strokeweight=".14039mm">
+              <v:shape w14:anchorId="6639DA85" id="Graphic 75" o:spid="_x0000_s1026" style="position:absolute;margin-left:1in;margin-top:21.05pt;width:451.3pt;height:.1pt;z-index:-251654656;visibility:visible;mso-wrap-style:square;mso-wrap-distance-left:0;mso-wrap-distance-top:0;mso-wrap-distance-right:0;mso-wrap-distance-bottom:0;mso-position-horizontal:absolute;mso-position-horizontal-relative:page;mso-position-vertical:absolute;mso-position-vertical-relative:text;v-text-anchor:top" coordsize="5731510,1270" o:gfxdata="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" path="m,l5731205,e" filled="f" strokeweight=".14039mm">
                 <v:path arrowok="t"/>
                 <w10:wrap type="topAndBottom" anchorx="page"/>
               </v:shape>
@@ -25663,7 +25816,7 @@
         </mc:Choice>
         <mc:Fallback>
           <w:pict>
-            <v:shape w14:anchorId="335DA5CF" id="Graphic 7" o:spid="_x0000_s1026" style="position:absolute;margin-left:1in;margin-top:818pt;width:451.3pt;height:.1pt;z-index:-251657728;visibility:visible;mso-wrap-style:square;mso-wrap-distance-left:0;mso-wrap-distance-top:0;mso-wrap-distance-right:0;mso-wrap-distance-bottom:0;mso-position-horizontal:absolute;mso-position-horizontal-relative:page;mso-position-vertical:absolute;mso-position-vertical-relative:page;v-text-anchor:top" coordsize="5731510,1270" o:gfxdata="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" path="m,l5731205,e" filled="f" strokeweight=".14039mm">
+            <v:shape w14:anchorId="746DE23E" id="Graphic 7" o:spid="_x0000_s1026" style="position:absolute;margin-left:1in;margin-top:818pt;width:451.3pt;height:.1pt;z-index:-251657728;visibility:visible;mso-wrap-style:square;mso-wrap-distance-left:0;mso-wrap-distance-top:0;mso-wrap-distance-right:0;mso-wrap-distance-bottom:0;mso-position-horizontal:absolute;mso-position-horizontal-relative:page;mso-position-vertical:absolute;mso-position-vertical-relative:page;v-text-anchor:top" coordsize="5731510,1270" o:gfxdata="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" path="m,l5731205,e" filled="f" strokeweight=".14039mm">
               <v:path arrowok="t"/>
               <w10:wrap anchorx="page" anchory="page"/>
             </v:shape>
@@ -26293,7 +26446,7 @@
         </mc:Choice>
         <mc:Fallback>
           <w:pict>
-            <v:group w14:anchorId="27BCD3CF" id="Group 3" o:spid="_x0000_s1026" style="position:absolute;margin-left:1in;margin-top:86.95pt;width:451.3pt;height:.8pt;z-index:-251659776;mso-wrap-distance-left:0;mso-wrap-distance-right:0;mso-position-horizontal-relative:page;mso-position-vertical-relative:page" coordsize="57315,101" o:gfxdata="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">
+            <v:group w14:anchorId="6BC520AD" id="Group 3" o:spid="_x0000_s1026" style="position:absolute;margin-left:1in;margin-top:86.95pt;width:451.3pt;height:.8pt;z-index:-251659776;mso-wrap-distance-left:0;mso-wrap-distance-right:0;mso-position-horizontal-relative:page;mso-position-vertical-relative:page" coordsize="57315,101" o:gfxdata="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">
               <v:shape id="Graphic 4" o:spid="_x0000_s1027" style="position:absolute;left:8596;top:25;width:40120;height:12;visibility:visible;mso-wrap-style:square;v-text-anchor:top" coordsize="4011929,1270" o:gfxdata="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" path="m,l4011828,e" filled="f" strokeweight=".14039mm">
                 <v:path arrowok="t"/>
               </v:shape>
@@ -27627,6 +27780,7 @@
   <w:style w:type="character" w:default="1" w:styleId="DefaultParagraphFont">
     <w:name w:val="Default Paragraph Font"/>
     <w:uiPriority w:val="1"/>
+    <w:semiHidden/>
     <w:unhideWhenUsed/>
   </w:style>
   <w:style w:type="table" w:default="1" w:styleId="TableNormal">
